--- a/LAB1/Lab1_11_ĐHTHMT_1150080105_NguyenQuangMinh.docx
+++ b/LAB1/Lab1_11_ĐHTHMT_1150080105_NguyenQuangMinh.docx
@@ -64,6 +64,7 @@
           <w:szCs w:val="32"/>
         </w:rPr>
       </w:pPr>
+      <w:proofErr w:type="spellStart"/>
       <w:r>
         <w:rPr>
           <w:rFonts w:asciiTheme="majorHAnsi" w:hAnsiTheme="majorHAnsi" w:cstheme="majorHAnsi"/>
@@ -72,8 +73,9 @@
           <w:sz w:val="32"/>
           <w:szCs w:val="32"/>
         </w:rPr>
-        <w:t xml:space="preserve">Lab 1: Bắt gói tin Telnet </w:t>
-      </w:r>
+        <w:t>Lab</w:t>
+      </w:r>
+      <w:proofErr w:type="spellEnd"/>
       <w:r>
         <w:rPr>
           <w:rFonts w:asciiTheme="majorHAnsi" w:hAnsiTheme="majorHAnsi" w:cstheme="majorHAnsi"/>
@@ -82,8 +84,9 @@
           <w:sz w:val="32"/>
           <w:szCs w:val="32"/>
         </w:rPr>
-        <w:t>–</w:t>
-      </w:r>
+        <w:t xml:space="preserve"> 1: Bắt gói tin </w:t>
+      </w:r>
+      <w:proofErr w:type="spellStart"/>
       <w:r>
         <w:rPr>
           <w:rFonts w:asciiTheme="majorHAnsi" w:hAnsiTheme="majorHAnsi" w:cstheme="majorHAnsi"/>
@@ -92,6 +95,37 @@
           <w:sz w:val="32"/>
           <w:szCs w:val="32"/>
         </w:rPr>
+        <w:t>Telnet</w:t>
+      </w:r>
+      <w:proofErr w:type="spellEnd"/>
+      <w:r>
+        <w:rPr>
+          <w:rFonts w:asciiTheme="majorHAnsi" w:hAnsiTheme="majorHAnsi" w:cstheme="majorHAnsi"/>
+          <w:b/>
+          <w:bCs/>
+          <w:sz w:val="32"/>
+          <w:szCs w:val="32"/>
+        </w:rPr>
+        <w:t xml:space="preserve"> </w:t>
+      </w:r>
+      <w:r>
+        <w:rPr>
+          <w:rFonts w:asciiTheme="majorHAnsi" w:hAnsiTheme="majorHAnsi" w:cstheme="majorHAnsi"/>
+          <w:b/>
+          <w:bCs/>
+          <w:sz w:val="32"/>
+          <w:szCs w:val="32"/>
+        </w:rPr>
+        <w:t>–</w:t>
+      </w:r>
+      <w:r>
+        <w:rPr>
+          <w:rFonts w:asciiTheme="majorHAnsi" w:hAnsiTheme="majorHAnsi" w:cstheme="majorHAnsi"/>
+          <w:b/>
+          <w:bCs/>
+          <w:sz w:val="32"/>
+          <w:szCs w:val="32"/>
+        </w:rPr>
         <w:t xml:space="preserve"> SSH</w:t>
       </w:r>
     </w:p>
@@ -103,21 +137,49 @@
           <w:szCs w:val="26"/>
         </w:rPr>
       </w:pPr>
-      <w:r>
-        <w:rPr>
-          <w:rFonts w:asciiTheme="majorHAnsi" w:hAnsiTheme="majorHAnsi" w:cstheme="majorHAnsi"/>
-          <w:sz w:val="26"/>
-          <w:szCs w:val="26"/>
-        </w:rPr>
-        <w:t xml:space="preserve">Link youtobe: </w:t>
-      </w:r>
-      <w:r>
-        <w:rPr>
-          <w:rFonts w:asciiTheme="majorHAnsi" w:hAnsiTheme="majorHAnsi" w:cstheme="majorHAnsi"/>
-          <w:sz w:val="26"/>
-          <w:szCs w:val="26"/>
-        </w:rPr>
-        <w:t>https://youtu.be/qsOsTq4OQPo</w:t>
+      <w:proofErr w:type="spellStart"/>
+      <w:r>
+        <w:rPr>
+          <w:rFonts w:asciiTheme="majorHAnsi" w:hAnsiTheme="majorHAnsi" w:cstheme="majorHAnsi"/>
+          <w:sz w:val="26"/>
+          <w:szCs w:val="26"/>
+        </w:rPr>
+        <w:t>Link</w:t>
+      </w:r>
+      <w:proofErr w:type="spellEnd"/>
+      <w:r>
+        <w:rPr>
+          <w:rFonts w:asciiTheme="majorHAnsi" w:hAnsiTheme="majorHAnsi" w:cstheme="majorHAnsi"/>
+          <w:sz w:val="26"/>
+          <w:szCs w:val="26"/>
+        </w:rPr>
+        <w:t xml:space="preserve"> </w:t>
+      </w:r>
+      <w:proofErr w:type="spellStart"/>
+      <w:r>
+        <w:rPr>
+          <w:rFonts w:asciiTheme="majorHAnsi" w:hAnsiTheme="majorHAnsi" w:cstheme="majorHAnsi"/>
+          <w:sz w:val="26"/>
+          <w:szCs w:val="26"/>
+        </w:rPr>
+        <w:t>youtobe</w:t>
+      </w:r>
+      <w:proofErr w:type="spellEnd"/>
+      <w:r>
+        <w:rPr>
+          <w:rFonts w:asciiTheme="majorHAnsi" w:hAnsiTheme="majorHAnsi" w:cstheme="majorHAnsi"/>
+          <w:sz w:val="26"/>
+          <w:szCs w:val="26"/>
+        </w:rPr>
+        <w:t xml:space="preserve">: </w:t>
+      </w:r>
+      <w:r>
+        <w:rPr>
+          <w:rFonts w:asciiTheme="majorHAnsi" w:hAnsiTheme="majorHAnsi" w:cstheme="majorHAnsi"/>
+          <w:sz w:val="26"/>
+          <w:szCs w:val="26"/>
+        </w:rPr>
+        <w:t>https://youtu.be/Mnwx3P9rs7s</w:t>
       </w:r>
     </w:p>
     <w:p>
@@ -131,12 +193,13 @@
       <w:r>
         <w:rPr>
           <w:rFonts w:asciiTheme="majorHAnsi" w:hAnsiTheme="majorHAnsi" w:cstheme="majorHAnsi"/>
+          <w:noProof/>
           <w:sz w:val="26"/>
           <w:szCs w:val="26"/>
         </w:rPr>
         <w:drawing>
-          <wp:inline distT="0" distB="0" distL="0" distR="0" wp14:anchorId="71DB111E" wp14:editId="2DE702D6">
-            <wp:extent cx="5731510" cy="3552825"/>
+          <wp:inline distT="0" distB="0" distL="0" distR="0" wp14:anchorId="71DB111E" wp14:editId="13EC95D0">
+            <wp:extent cx="4407840" cy="2732314"/>
             <wp:effectExtent l="0" t="0" r="0" b="0"/>
             <wp:docPr id="1037183547" name="Hình ảnh 1"/>
             <wp:cNvGraphicFramePr>
@@ -158,7 +221,7 @@
                   <pic:spPr>
                     <a:xfrm>
                       <a:off x="0" y="0"/>
-                      <a:ext cx="5731510" cy="3552825"/>
+                      <a:ext cx="4429883" cy="2745978"/>
                     </a:xfrm>
                     <a:prstGeom prst="rect">
                       <a:avLst/>
@@ -185,7 +248,25 @@
           <w:sz w:val="26"/>
           <w:szCs w:val="26"/>
         </w:rPr>
-        <w:t>Hình 1. Kiểm tra thông tin máy Kali Server và kết nối mạng</w:t>
+        <w:t xml:space="preserve">Hình 1. Kiểm tra thông tin máy </w:t>
+      </w:r>
+      <w:proofErr w:type="spellStart"/>
+      <w:r>
+        <w:rPr>
+          <w:rFonts w:asciiTheme="majorHAnsi" w:hAnsiTheme="majorHAnsi" w:cstheme="majorHAnsi"/>
+          <w:sz w:val="26"/>
+          <w:szCs w:val="26"/>
+        </w:rPr>
+        <w:t>Kali</w:t>
+      </w:r>
+      <w:proofErr w:type="spellEnd"/>
+      <w:r>
+        <w:rPr>
+          <w:rFonts w:asciiTheme="majorHAnsi" w:hAnsiTheme="majorHAnsi" w:cstheme="majorHAnsi"/>
+          <w:sz w:val="26"/>
+          <w:szCs w:val="26"/>
+        </w:rPr>
+        <w:t xml:space="preserve"> Server và kết nối mạng</w:t>
       </w:r>
       <w:r>
         <w:rPr>
@@ -194,7 +275,97 @@
           <w:szCs w:val="26"/>
         </w:rPr>
         <w:br/>
-        <w:t>Máy Kali được sử dụng trong môi trường thực hành với tài khoản minh. Qua lệnh ip addr, máy có địa chỉ IP 192.168.106.130 trên interface eth0. Kết quả ping 8.8.8.8 cho thấy máy đã kết nối mạng thành công.</w:t>
+        <w:t xml:space="preserve">Máy </w:t>
+      </w:r>
+      <w:proofErr w:type="spellStart"/>
+      <w:r>
+        <w:rPr>
+          <w:rFonts w:asciiTheme="majorHAnsi" w:hAnsiTheme="majorHAnsi" w:cstheme="majorHAnsi"/>
+          <w:sz w:val="26"/>
+          <w:szCs w:val="26"/>
+        </w:rPr>
+        <w:t>Kali</w:t>
+      </w:r>
+      <w:proofErr w:type="spellEnd"/>
+      <w:r>
+        <w:rPr>
+          <w:rFonts w:asciiTheme="majorHAnsi" w:hAnsiTheme="majorHAnsi" w:cstheme="majorHAnsi"/>
+          <w:sz w:val="26"/>
+          <w:szCs w:val="26"/>
+        </w:rPr>
+        <w:t xml:space="preserve"> được sử dụng trong môi trường thực hành với tài khoản minh. Qua lệnh </w:t>
+      </w:r>
+      <w:proofErr w:type="spellStart"/>
+      <w:r>
+        <w:rPr>
+          <w:rFonts w:asciiTheme="majorHAnsi" w:hAnsiTheme="majorHAnsi" w:cstheme="majorHAnsi"/>
+          <w:sz w:val="26"/>
+          <w:szCs w:val="26"/>
+        </w:rPr>
+        <w:t>ip</w:t>
+      </w:r>
+      <w:proofErr w:type="spellEnd"/>
+      <w:r>
+        <w:rPr>
+          <w:rFonts w:asciiTheme="majorHAnsi" w:hAnsiTheme="majorHAnsi" w:cstheme="majorHAnsi"/>
+          <w:sz w:val="26"/>
+          <w:szCs w:val="26"/>
+        </w:rPr>
+        <w:t xml:space="preserve"> </w:t>
+      </w:r>
+      <w:proofErr w:type="spellStart"/>
+      <w:r>
+        <w:rPr>
+          <w:rFonts w:asciiTheme="majorHAnsi" w:hAnsiTheme="majorHAnsi" w:cstheme="majorHAnsi"/>
+          <w:sz w:val="26"/>
+          <w:szCs w:val="26"/>
+        </w:rPr>
+        <w:t>addr</w:t>
+      </w:r>
+      <w:proofErr w:type="spellEnd"/>
+      <w:r>
+        <w:rPr>
+          <w:rFonts w:asciiTheme="majorHAnsi" w:hAnsiTheme="majorHAnsi" w:cstheme="majorHAnsi"/>
+          <w:sz w:val="26"/>
+          <w:szCs w:val="26"/>
+        </w:rPr>
+        <w:t xml:space="preserve">, máy có địa chỉ IP 192.168.106.130 trên </w:t>
+      </w:r>
+      <w:proofErr w:type="spellStart"/>
+      <w:r>
+        <w:rPr>
+          <w:rFonts w:asciiTheme="majorHAnsi" w:hAnsiTheme="majorHAnsi" w:cstheme="majorHAnsi"/>
+          <w:sz w:val="26"/>
+          <w:szCs w:val="26"/>
+        </w:rPr>
+        <w:t>interface</w:t>
+      </w:r>
+      <w:proofErr w:type="spellEnd"/>
+      <w:r>
+        <w:rPr>
+          <w:rFonts w:asciiTheme="majorHAnsi" w:hAnsiTheme="majorHAnsi" w:cstheme="majorHAnsi"/>
+          <w:sz w:val="26"/>
+          <w:szCs w:val="26"/>
+        </w:rPr>
+        <w:t xml:space="preserve"> eth0. Kết quả </w:t>
+      </w:r>
+      <w:proofErr w:type="spellStart"/>
+      <w:r>
+        <w:rPr>
+          <w:rFonts w:asciiTheme="majorHAnsi" w:hAnsiTheme="majorHAnsi" w:cstheme="majorHAnsi"/>
+          <w:sz w:val="26"/>
+          <w:szCs w:val="26"/>
+        </w:rPr>
+        <w:t>ping</w:t>
+      </w:r>
+      <w:proofErr w:type="spellEnd"/>
+      <w:r>
+        <w:rPr>
+          <w:rFonts w:asciiTheme="majorHAnsi" w:hAnsiTheme="majorHAnsi" w:cstheme="majorHAnsi"/>
+          <w:sz w:val="26"/>
+          <w:szCs w:val="26"/>
+        </w:rPr>
+        <w:t xml:space="preserve"> 8.8.8.8 cho thấy máy đã kết nối mạng thành công.</w:t>
       </w:r>
     </w:p>
     <w:p>
@@ -208,13 +379,13 @@
       <w:r>
         <w:rPr>
           <w:rFonts w:asciiTheme="majorHAnsi" w:hAnsiTheme="majorHAnsi" w:cstheme="majorHAnsi"/>
-          <w:sz w:val="26"/>
-          <w:szCs w:val="26"/>
-        </w:rPr>
-        <w:lastRenderedPageBreak/>
+          <w:noProof/>
+          <w:sz w:val="26"/>
+          <w:szCs w:val="26"/>
+        </w:rPr>
         <w:drawing>
-          <wp:inline distT="0" distB="0" distL="0" distR="0" wp14:anchorId="4B19C4BF" wp14:editId="025265A8">
-            <wp:extent cx="5731510" cy="3619500"/>
+          <wp:inline distT="0" distB="0" distL="0" distR="0" wp14:anchorId="4B19C4BF" wp14:editId="4CED5931">
+            <wp:extent cx="4274929" cy="2699657"/>
             <wp:effectExtent l="0" t="0" r="0" b="0"/>
             <wp:docPr id="1733599388" name="Hình ảnh 1"/>
             <wp:cNvGraphicFramePr>
@@ -236,7 +407,7 @@
                   <pic:spPr>
                     <a:xfrm>
                       <a:off x="0" y="0"/>
-                      <a:ext cx="5731510" cy="3619500"/>
+                      <a:ext cx="4302676" cy="2717180"/>
                     </a:xfrm>
                     <a:prstGeom prst="rect">
                       <a:avLst/>
@@ -263,8 +434,36 @@
           <w:sz w:val="26"/>
           <w:szCs w:val="26"/>
         </w:rPr>
-        <w:t>Hình 2. Kiểm tra cài đặt Wireshark trên máy Kali</w:t>
-      </w:r>
+        <w:t xml:space="preserve">Hình 2. Kiểm tra cài đặt </w:t>
+      </w:r>
+      <w:proofErr w:type="spellStart"/>
+      <w:r>
+        <w:rPr>
+          <w:rFonts w:asciiTheme="majorHAnsi" w:hAnsiTheme="majorHAnsi" w:cstheme="majorHAnsi"/>
+          <w:sz w:val="26"/>
+          <w:szCs w:val="26"/>
+        </w:rPr>
+        <w:t>Wireshark</w:t>
+      </w:r>
+      <w:proofErr w:type="spellEnd"/>
+      <w:r>
+        <w:rPr>
+          <w:rFonts w:asciiTheme="majorHAnsi" w:hAnsiTheme="majorHAnsi" w:cstheme="majorHAnsi"/>
+          <w:sz w:val="26"/>
+          <w:szCs w:val="26"/>
+        </w:rPr>
+        <w:t xml:space="preserve"> trên máy </w:t>
+      </w:r>
+      <w:proofErr w:type="spellStart"/>
+      <w:r>
+        <w:rPr>
+          <w:rFonts w:asciiTheme="majorHAnsi" w:hAnsiTheme="majorHAnsi" w:cstheme="majorHAnsi"/>
+          <w:sz w:val="26"/>
+          <w:szCs w:val="26"/>
+        </w:rPr>
+        <w:t>Kali</w:t>
+      </w:r>
+      <w:proofErr w:type="spellEnd"/>
       <w:r>
         <w:rPr>
           <w:rFonts w:asciiTheme="majorHAnsi" w:hAnsiTheme="majorHAnsi" w:cstheme="majorHAnsi"/>
@@ -272,7 +471,61 @@
           <w:szCs w:val="26"/>
         </w:rPr>
         <w:br/>
-        <w:t>Sử dụng lệnh wireshark --version để kiểm tra công cụ bắt gói. Kết quả cho thấy Wireshark phiên bản 4.6.6 đã được cài đặt và sẵn sàng sử dụng.</w:t>
+        <w:t xml:space="preserve">Sử dụng lệnh </w:t>
+      </w:r>
+      <w:proofErr w:type="spellStart"/>
+      <w:r>
+        <w:rPr>
+          <w:rFonts w:asciiTheme="majorHAnsi" w:hAnsiTheme="majorHAnsi" w:cstheme="majorHAnsi"/>
+          <w:sz w:val="26"/>
+          <w:szCs w:val="26"/>
+        </w:rPr>
+        <w:t>wireshark</w:t>
+      </w:r>
+      <w:proofErr w:type="spellEnd"/>
+      <w:r>
+        <w:rPr>
+          <w:rFonts w:asciiTheme="majorHAnsi" w:hAnsiTheme="majorHAnsi" w:cstheme="majorHAnsi"/>
+          <w:sz w:val="26"/>
+          <w:szCs w:val="26"/>
+        </w:rPr>
+        <w:t xml:space="preserve"> --</w:t>
+      </w:r>
+      <w:proofErr w:type="spellStart"/>
+      <w:r>
+        <w:rPr>
+          <w:rFonts w:asciiTheme="majorHAnsi" w:hAnsiTheme="majorHAnsi" w:cstheme="majorHAnsi"/>
+          <w:sz w:val="26"/>
+          <w:szCs w:val="26"/>
+        </w:rPr>
+        <w:t>version</w:t>
+      </w:r>
+      <w:proofErr w:type="spellEnd"/>
+      <w:r>
+        <w:rPr>
+          <w:rFonts w:asciiTheme="majorHAnsi" w:hAnsiTheme="majorHAnsi" w:cstheme="majorHAnsi"/>
+          <w:sz w:val="26"/>
+          <w:szCs w:val="26"/>
+        </w:rPr>
+        <w:t xml:space="preserve"> để kiểm tra công cụ bắt gói. Kết quả cho thấy </w:t>
+      </w:r>
+      <w:proofErr w:type="spellStart"/>
+      <w:r>
+        <w:rPr>
+          <w:rFonts w:asciiTheme="majorHAnsi" w:hAnsiTheme="majorHAnsi" w:cstheme="majorHAnsi"/>
+          <w:sz w:val="26"/>
+          <w:szCs w:val="26"/>
+        </w:rPr>
+        <w:t>Wireshark</w:t>
+      </w:r>
+      <w:proofErr w:type="spellEnd"/>
+      <w:r>
+        <w:rPr>
+          <w:rFonts w:asciiTheme="majorHAnsi" w:hAnsiTheme="majorHAnsi" w:cstheme="majorHAnsi"/>
+          <w:sz w:val="26"/>
+          <w:szCs w:val="26"/>
+        </w:rPr>
+        <w:t xml:space="preserve"> phiên bản 4.6.6 đã được cài đặt và sẵn sàng sử dụng.</w:t>
       </w:r>
     </w:p>
     <w:p>
@@ -286,12 +539,14 @@
       <w:r>
         <w:rPr>
           <w:rFonts w:asciiTheme="majorHAnsi" w:hAnsiTheme="majorHAnsi" w:cstheme="majorHAnsi"/>
-          <w:sz w:val="26"/>
-          <w:szCs w:val="26"/>
-        </w:rPr>
+          <w:noProof/>
+          <w:sz w:val="26"/>
+          <w:szCs w:val="26"/>
+        </w:rPr>
+        <w:lastRenderedPageBreak/>
         <w:drawing>
-          <wp:inline distT="0" distB="0" distL="0" distR="0" wp14:anchorId="4839DFCC" wp14:editId="397CCB4D">
-            <wp:extent cx="5731510" cy="3617595"/>
+          <wp:inline distT="0" distB="0" distL="0" distR="0" wp14:anchorId="4839DFCC" wp14:editId="068C7889">
+            <wp:extent cx="5170170" cy="3263291"/>
             <wp:effectExtent l="0" t="0" r="0" b="0"/>
             <wp:docPr id="563722262" name="Hình ảnh 1"/>
             <wp:cNvGraphicFramePr>
@@ -313,7 +568,7 @@
                   <pic:spPr>
                     <a:xfrm>
                       <a:off x="0" y="0"/>
-                      <a:ext cx="5731510" cy="3617595"/>
+                      <a:ext cx="5184136" cy="3272106"/>
                     </a:xfrm>
                     <a:prstGeom prst="rect">
                       <a:avLst/>
@@ -340,8 +595,36 @@
           <w:sz w:val="26"/>
           <w:szCs w:val="26"/>
         </w:rPr>
-        <w:t>Hình 3. Cấu hình và kiểm tra dịch vụ Telnet Server trên Kali</w:t>
-      </w:r>
+        <w:t xml:space="preserve">Hình 3. Cấu hình và kiểm tra dịch vụ </w:t>
+      </w:r>
+      <w:proofErr w:type="spellStart"/>
+      <w:r>
+        <w:rPr>
+          <w:rFonts w:asciiTheme="majorHAnsi" w:hAnsiTheme="majorHAnsi" w:cstheme="majorHAnsi"/>
+          <w:sz w:val="26"/>
+          <w:szCs w:val="26"/>
+        </w:rPr>
+        <w:t>Telnet</w:t>
+      </w:r>
+      <w:proofErr w:type="spellEnd"/>
+      <w:r>
+        <w:rPr>
+          <w:rFonts w:asciiTheme="majorHAnsi" w:hAnsiTheme="majorHAnsi" w:cstheme="majorHAnsi"/>
+          <w:sz w:val="26"/>
+          <w:szCs w:val="26"/>
+        </w:rPr>
+        <w:t xml:space="preserve"> Server trên </w:t>
+      </w:r>
+      <w:proofErr w:type="spellStart"/>
+      <w:r>
+        <w:rPr>
+          <w:rFonts w:asciiTheme="majorHAnsi" w:hAnsiTheme="majorHAnsi" w:cstheme="majorHAnsi"/>
+          <w:sz w:val="26"/>
+          <w:szCs w:val="26"/>
+        </w:rPr>
+        <w:t>Kali</w:t>
+      </w:r>
+      <w:proofErr w:type="spellEnd"/>
     </w:p>
     <w:p>
       <w:pPr>
@@ -357,8 +640,133 @@
           <w:sz w:val="26"/>
           <w:szCs w:val="26"/>
         </w:rPr>
-        <w:lastRenderedPageBreak/>
-        <w:t>Sau khi cài đặt và cấu hình dịch vụ Telnet, sử dụng lệnh ss -ltn | grep ':23' để kiểm tra. Kết quả cho thấy TCP port 23 đang ở trạng thái LISTEN, chứng tỏ Telnet Server đã sẵn sàng nhận kết nối từ Client.</w:t>
+        <w:t xml:space="preserve">Sau khi cài đặt và cấu hình dịch vụ </w:t>
+      </w:r>
+      <w:proofErr w:type="spellStart"/>
+      <w:r>
+        <w:rPr>
+          <w:rFonts w:asciiTheme="majorHAnsi" w:hAnsiTheme="majorHAnsi" w:cstheme="majorHAnsi"/>
+          <w:sz w:val="26"/>
+          <w:szCs w:val="26"/>
+        </w:rPr>
+        <w:t>Telnet</w:t>
+      </w:r>
+      <w:proofErr w:type="spellEnd"/>
+      <w:r>
+        <w:rPr>
+          <w:rFonts w:asciiTheme="majorHAnsi" w:hAnsiTheme="majorHAnsi" w:cstheme="majorHAnsi"/>
+          <w:sz w:val="26"/>
+          <w:szCs w:val="26"/>
+        </w:rPr>
+        <w:t xml:space="preserve">, sử dụng lệnh </w:t>
+      </w:r>
+      <w:proofErr w:type="spellStart"/>
+      <w:r>
+        <w:rPr>
+          <w:rFonts w:asciiTheme="majorHAnsi" w:hAnsiTheme="majorHAnsi" w:cstheme="majorHAnsi"/>
+          <w:sz w:val="26"/>
+          <w:szCs w:val="26"/>
+        </w:rPr>
+        <w:t>ss</w:t>
+      </w:r>
+      <w:proofErr w:type="spellEnd"/>
+      <w:r>
+        <w:rPr>
+          <w:rFonts w:asciiTheme="majorHAnsi" w:hAnsiTheme="majorHAnsi" w:cstheme="majorHAnsi"/>
+          <w:sz w:val="26"/>
+          <w:szCs w:val="26"/>
+        </w:rPr>
+        <w:t xml:space="preserve"> -</w:t>
+      </w:r>
+      <w:proofErr w:type="spellStart"/>
+      <w:r>
+        <w:rPr>
+          <w:rFonts w:asciiTheme="majorHAnsi" w:hAnsiTheme="majorHAnsi" w:cstheme="majorHAnsi"/>
+          <w:sz w:val="26"/>
+          <w:szCs w:val="26"/>
+        </w:rPr>
+        <w:t>ltn</w:t>
+      </w:r>
+      <w:proofErr w:type="spellEnd"/>
+      <w:r>
+        <w:rPr>
+          <w:rFonts w:asciiTheme="majorHAnsi" w:hAnsiTheme="majorHAnsi" w:cstheme="majorHAnsi"/>
+          <w:sz w:val="26"/>
+          <w:szCs w:val="26"/>
+        </w:rPr>
+        <w:t xml:space="preserve"> | </w:t>
+      </w:r>
+      <w:proofErr w:type="spellStart"/>
+      <w:r>
+        <w:rPr>
+          <w:rFonts w:asciiTheme="majorHAnsi" w:hAnsiTheme="majorHAnsi" w:cstheme="majorHAnsi"/>
+          <w:sz w:val="26"/>
+          <w:szCs w:val="26"/>
+        </w:rPr>
+        <w:t>grep</w:t>
+      </w:r>
+      <w:proofErr w:type="spellEnd"/>
+      <w:r>
+        <w:rPr>
+          <w:rFonts w:asciiTheme="majorHAnsi" w:hAnsiTheme="majorHAnsi" w:cstheme="majorHAnsi"/>
+          <w:sz w:val="26"/>
+          <w:szCs w:val="26"/>
+        </w:rPr>
+        <w:t xml:space="preserve"> ':23' để kiểm tra. Kết quả cho thấy TCP </w:t>
+      </w:r>
+      <w:proofErr w:type="spellStart"/>
+      <w:r>
+        <w:rPr>
+          <w:rFonts w:asciiTheme="majorHAnsi" w:hAnsiTheme="majorHAnsi" w:cstheme="majorHAnsi"/>
+          <w:sz w:val="26"/>
+          <w:szCs w:val="26"/>
+        </w:rPr>
+        <w:t>port</w:t>
+      </w:r>
+      <w:proofErr w:type="spellEnd"/>
+      <w:r>
+        <w:rPr>
+          <w:rFonts w:asciiTheme="majorHAnsi" w:hAnsiTheme="majorHAnsi" w:cstheme="majorHAnsi"/>
+          <w:sz w:val="26"/>
+          <w:szCs w:val="26"/>
+        </w:rPr>
+        <w:t xml:space="preserve"> 23 đang ở trạng thái LISTEN, chứng tỏ </w:t>
+      </w:r>
+      <w:proofErr w:type="spellStart"/>
+      <w:r>
+        <w:rPr>
+          <w:rFonts w:asciiTheme="majorHAnsi" w:hAnsiTheme="majorHAnsi" w:cstheme="majorHAnsi"/>
+          <w:sz w:val="26"/>
+          <w:szCs w:val="26"/>
+        </w:rPr>
+        <w:t>Telnet</w:t>
+      </w:r>
+      <w:proofErr w:type="spellEnd"/>
+      <w:r>
+        <w:rPr>
+          <w:rFonts w:asciiTheme="majorHAnsi" w:hAnsiTheme="majorHAnsi" w:cstheme="majorHAnsi"/>
+          <w:sz w:val="26"/>
+          <w:szCs w:val="26"/>
+        </w:rPr>
+        <w:t xml:space="preserve"> Server đã sẵn sàng nhận kết nối từ </w:t>
+      </w:r>
+      <w:proofErr w:type="spellStart"/>
+      <w:r>
+        <w:rPr>
+          <w:rFonts w:asciiTheme="majorHAnsi" w:hAnsiTheme="majorHAnsi" w:cstheme="majorHAnsi"/>
+          <w:sz w:val="26"/>
+          <w:szCs w:val="26"/>
+        </w:rPr>
+        <w:t>Client</w:t>
+      </w:r>
+      <w:proofErr w:type="spellEnd"/>
+      <w:r>
+        <w:rPr>
+          <w:rFonts w:asciiTheme="majorHAnsi" w:hAnsiTheme="majorHAnsi" w:cstheme="majorHAnsi"/>
+          <w:sz w:val="26"/>
+          <w:szCs w:val="26"/>
+        </w:rPr>
+        <w:t>.</w:t>
       </w:r>
     </w:p>
     <w:p>
@@ -372,12 +780,13 @@
       <w:r>
         <w:rPr>
           <w:rFonts w:asciiTheme="majorHAnsi" w:hAnsiTheme="majorHAnsi" w:cstheme="majorHAnsi"/>
+          <w:noProof/>
           <w:sz w:val="26"/>
           <w:szCs w:val="26"/>
         </w:rPr>
         <w:drawing>
-          <wp:inline distT="0" distB="0" distL="0" distR="0" wp14:anchorId="507104AA" wp14:editId="354C2820">
-            <wp:extent cx="5731510" cy="2825115"/>
+          <wp:inline distT="0" distB="0" distL="0" distR="0" wp14:anchorId="507104AA" wp14:editId="64726216">
+            <wp:extent cx="5170714" cy="2548693"/>
             <wp:effectExtent l="0" t="0" r="0" b="0"/>
             <wp:docPr id="2004282841" name="Hình ảnh 1"/>
             <wp:cNvGraphicFramePr>
@@ -399,7 +808,7 @@
                   <pic:spPr>
                     <a:xfrm>
                       <a:off x="0" y="0"/>
-                      <a:ext cx="5731510" cy="2825115"/>
+                      <a:ext cx="5175629" cy="2551115"/>
                     </a:xfrm>
                     <a:prstGeom prst="rect">
                       <a:avLst/>
@@ -426,7 +835,43 @@
           <w:sz w:val="26"/>
           <w:szCs w:val="26"/>
         </w:rPr>
-        <w:t>Hình 4. Kiểm tra kết nối từ máy Client Windows đến máy Kali Server.</w:t>
+        <w:t xml:space="preserve">Hình 4. Kiểm tra kết nối từ máy </w:t>
+      </w:r>
+      <w:proofErr w:type="spellStart"/>
+      <w:r>
+        <w:rPr>
+          <w:rFonts w:asciiTheme="majorHAnsi" w:hAnsiTheme="majorHAnsi" w:cstheme="majorHAnsi"/>
+          <w:sz w:val="26"/>
+          <w:szCs w:val="26"/>
+        </w:rPr>
+        <w:t>Client</w:t>
+      </w:r>
+      <w:proofErr w:type="spellEnd"/>
+      <w:r>
+        <w:rPr>
+          <w:rFonts w:asciiTheme="majorHAnsi" w:hAnsiTheme="majorHAnsi" w:cstheme="majorHAnsi"/>
+          <w:sz w:val="26"/>
+          <w:szCs w:val="26"/>
+        </w:rPr>
+        <w:t xml:space="preserve"> Windows đến máy </w:t>
+      </w:r>
+      <w:proofErr w:type="spellStart"/>
+      <w:r>
+        <w:rPr>
+          <w:rFonts w:asciiTheme="majorHAnsi" w:hAnsiTheme="majorHAnsi" w:cstheme="majorHAnsi"/>
+          <w:sz w:val="26"/>
+          <w:szCs w:val="26"/>
+        </w:rPr>
+        <w:t>Kali</w:t>
+      </w:r>
+      <w:proofErr w:type="spellEnd"/>
+      <w:r>
+        <w:rPr>
+          <w:rFonts w:asciiTheme="majorHAnsi" w:hAnsiTheme="majorHAnsi" w:cstheme="majorHAnsi"/>
+          <w:sz w:val="26"/>
+          <w:szCs w:val="26"/>
+        </w:rPr>
+        <w:t xml:space="preserve"> Server.</w:t>
       </w:r>
     </w:p>
     <w:p>
@@ -443,7 +888,61 @@
           <w:sz w:val="26"/>
           <w:szCs w:val="26"/>
         </w:rPr>
-        <w:t>Máy Client Windows thực hiện ping đến địa chỉ IP 192.168.106.130 của Kali Server. Kết quả nhận đủ 4/4 gói tin, tỷ lệ mất gói 0%, chứng tỏ hai máy có thể kết nối với nhau trong môi trường mạng thực hành</w:t>
+        <w:t xml:space="preserve">Máy </w:t>
+      </w:r>
+      <w:proofErr w:type="spellStart"/>
+      <w:r>
+        <w:rPr>
+          <w:rFonts w:asciiTheme="majorHAnsi" w:hAnsiTheme="majorHAnsi" w:cstheme="majorHAnsi"/>
+          <w:sz w:val="26"/>
+          <w:szCs w:val="26"/>
+        </w:rPr>
+        <w:t>Client</w:t>
+      </w:r>
+      <w:proofErr w:type="spellEnd"/>
+      <w:r>
+        <w:rPr>
+          <w:rFonts w:asciiTheme="majorHAnsi" w:hAnsiTheme="majorHAnsi" w:cstheme="majorHAnsi"/>
+          <w:sz w:val="26"/>
+          <w:szCs w:val="26"/>
+        </w:rPr>
+        <w:t xml:space="preserve"> Windows thực hiện </w:t>
+      </w:r>
+      <w:proofErr w:type="spellStart"/>
+      <w:r>
+        <w:rPr>
+          <w:rFonts w:asciiTheme="majorHAnsi" w:hAnsiTheme="majorHAnsi" w:cstheme="majorHAnsi"/>
+          <w:sz w:val="26"/>
+          <w:szCs w:val="26"/>
+        </w:rPr>
+        <w:t>ping</w:t>
+      </w:r>
+      <w:proofErr w:type="spellEnd"/>
+      <w:r>
+        <w:rPr>
+          <w:rFonts w:asciiTheme="majorHAnsi" w:hAnsiTheme="majorHAnsi" w:cstheme="majorHAnsi"/>
+          <w:sz w:val="26"/>
+          <w:szCs w:val="26"/>
+        </w:rPr>
+        <w:t xml:space="preserve"> đến địa chỉ IP 192.168.106.130 của </w:t>
+      </w:r>
+      <w:proofErr w:type="spellStart"/>
+      <w:r>
+        <w:rPr>
+          <w:rFonts w:asciiTheme="majorHAnsi" w:hAnsiTheme="majorHAnsi" w:cstheme="majorHAnsi"/>
+          <w:sz w:val="26"/>
+          <w:szCs w:val="26"/>
+        </w:rPr>
+        <w:t>Kali</w:t>
+      </w:r>
+      <w:proofErr w:type="spellEnd"/>
+      <w:r>
+        <w:rPr>
+          <w:rFonts w:asciiTheme="majorHAnsi" w:hAnsiTheme="majorHAnsi" w:cstheme="majorHAnsi"/>
+          <w:sz w:val="26"/>
+          <w:szCs w:val="26"/>
+        </w:rPr>
+        <w:t xml:space="preserve"> Server. Kết quả nhận đủ 4/4 gói tin, tỷ lệ mất gói 0%, chứng tỏ hai máy có thể kết nối với nhau trong môi trường mạng thực hành</w:t>
       </w:r>
     </w:p>
     <w:p>
@@ -457,9 +956,11 @@
       <w:r>
         <w:rPr>
           <w:rFonts w:asciiTheme="majorHAnsi" w:hAnsiTheme="majorHAnsi" w:cstheme="majorHAnsi"/>
-          <w:sz w:val="26"/>
-          <w:szCs w:val="26"/>
-        </w:rPr>
+          <w:noProof/>
+          <w:sz w:val="26"/>
+          <w:szCs w:val="26"/>
+        </w:rPr>
+        <w:lastRenderedPageBreak/>
         <w:drawing>
           <wp:inline distT="0" distB="0" distL="0" distR="0" wp14:anchorId="55A45518" wp14:editId="6752A274">
             <wp:extent cx="5731510" cy="2918460"/>
@@ -511,15 +1012,61 @@
           <w:sz w:val="26"/>
           <w:szCs w:val="26"/>
         </w:rPr>
-        <w:t>Hình5</w:t>
-      </w:r>
-      <w:r>
-        <w:rPr>
-          <w:rFonts w:asciiTheme="majorHAnsi" w:hAnsiTheme="majorHAnsi" w:cstheme="majorHAnsi"/>
-          <w:sz w:val="26"/>
-          <w:szCs w:val="26"/>
-        </w:rPr>
-        <w:t>: Kiểm tra tài khoản và tên máy sau khi kết nối Telnet từ Windows đến Kali Linux.</w:t>
+        <w:t xml:space="preserve">Hình5: Kiểm tra tài khoản và tên máy sau khi kết nối </w:t>
+      </w:r>
+      <w:proofErr w:type="spellStart"/>
+      <w:r>
+        <w:rPr>
+          <w:rFonts w:asciiTheme="majorHAnsi" w:hAnsiTheme="majorHAnsi" w:cstheme="majorHAnsi"/>
+          <w:sz w:val="26"/>
+          <w:szCs w:val="26"/>
+        </w:rPr>
+        <w:t>Telnet</w:t>
+      </w:r>
+      <w:proofErr w:type="spellEnd"/>
+      <w:r>
+        <w:rPr>
+          <w:rFonts w:asciiTheme="majorHAnsi" w:hAnsiTheme="majorHAnsi" w:cstheme="majorHAnsi"/>
+          <w:sz w:val="26"/>
+          <w:szCs w:val="26"/>
+        </w:rPr>
+        <w:t xml:space="preserve"> từ Windows đến </w:t>
+      </w:r>
+      <w:proofErr w:type="spellStart"/>
+      <w:r>
+        <w:rPr>
+          <w:rFonts w:asciiTheme="majorHAnsi" w:hAnsiTheme="majorHAnsi" w:cstheme="majorHAnsi"/>
+          <w:sz w:val="26"/>
+          <w:szCs w:val="26"/>
+        </w:rPr>
+        <w:t>Kali</w:t>
+      </w:r>
+      <w:proofErr w:type="spellEnd"/>
+      <w:r>
+        <w:rPr>
+          <w:rFonts w:asciiTheme="majorHAnsi" w:hAnsiTheme="majorHAnsi" w:cstheme="majorHAnsi"/>
+          <w:sz w:val="26"/>
+          <w:szCs w:val="26"/>
+        </w:rPr>
+        <w:t xml:space="preserve"> </w:t>
+      </w:r>
+      <w:proofErr w:type="spellStart"/>
+      <w:r>
+        <w:rPr>
+          <w:rFonts w:asciiTheme="majorHAnsi" w:hAnsiTheme="majorHAnsi" w:cstheme="majorHAnsi"/>
+          <w:sz w:val="26"/>
+          <w:szCs w:val="26"/>
+        </w:rPr>
+        <w:t>Linux</w:t>
+      </w:r>
+      <w:proofErr w:type="spellEnd"/>
+      <w:r>
+        <w:rPr>
+          <w:rFonts w:asciiTheme="majorHAnsi" w:hAnsiTheme="majorHAnsi" w:cstheme="majorHAnsi"/>
+          <w:sz w:val="26"/>
+          <w:szCs w:val="26"/>
+        </w:rPr>
+        <w:t>.</w:t>
       </w:r>
     </w:p>
     <w:p>
@@ -533,10 +1080,10 @@
       <w:r>
         <w:rPr>
           <w:rFonts w:asciiTheme="majorHAnsi" w:hAnsiTheme="majorHAnsi" w:cstheme="majorHAnsi"/>
-          <w:sz w:val="26"/>
-          <w:szCs w:val="26"/>
-        </w:rPr>
-        <w:lastRenderedPageBreak/>
+          <w:noProof/>
+          <w:sz w:val="26"/>
+          <w:szCs w:val="26"/>
+        </w:rPr>
         <w:drawing>
           <wp:inline distT="0" distB="0" distL="0" distR="0" wp14:anchorId="43AE0C25" wp14:editId="300ABBE2">
             <wp:extent cx="5731510" cy="3524885"/>
@@ -588,15 +1135,43 @@
           <w:sz w:val="26"/>
           <w:szCs w:val="26"/>
         </w:rPr>
-        <w:t>Hình6</w:t>
-      </w:r>
-      <w:r>
-        <w:rPr>
-          <w:rFonts w:asciiTheme="majorHAnsi" w:hAnsiTheme="majorHAnsi" w:cstheme="majorHAnsi"/>
-          <w:sz w:val="26"/>
-          <w:szCs w:val="26"/>
-        </w:rPr>
-        <w:t>: Phân tích luồng TCP của phiên Telnet bằng Wireshark. Kết quả cho thấy thông tin đăng nhập và dữ liệu trao đổi có thể được quan sát dưới dạng không mã hóa.</w:t>
+        <w:t xml:space="preserve">Hình6: Phân tích luồng TCP của phiên </w:t>
+      </w:r>
+      <w:proofErr w:type="spellStart"/>
+      <w:r>
+        <w:rPr>
+          <w:rFonts w:asciiTheme="majorHAnsi" w:hAnsiTheme="majorHAnsi" w:cstheme="majorHAnsi"/>
+          <w:sz w:val="26"/>
+          <w:szCs w:val="26"/>
+        </w:rPr>
+        <w:t>Telnet</w:t>
+      </w:r>
+      <w:proofErr w:type="spellEnd"/>
+      <w:r>
+        <w:rPr>
+          <w:rFonts w:asciiTheme="majorHAnsi" w:hAnsiTheme="majorHAnsi" w:cstheme="majorHAnsi"/>
+          <w:sz w:val="26"/>
+          <w:szCs w:val="26"/>
+        </w:rPr>
+        <w:t xml:space="preserve"> bằng </w:t>
+      </w:r>
+      <w:proofErr w:type="spellStart"/>
+      <w:r>
+        <w:rPr>
+          <w:rFonts w:asciiTheme="majorHAnsi" w:hAnsiTheme="majorHAnsi" w:cstheme="majorHAnsi"/>
+          <w:sz w:val="26"/>
+          <w:szCs w:val="26"/>
+        </w:rPr>
+        <w:t>Wireshark</w:t>
+      </w:r>
+      <w:proofErr w:type="spellEnd"/>
+      <w:r>
+        <w:rPr>
+          <w:rFonts w:asciiTheme="majorHAnsi" w:hAnsiTheme="majorHAnsi" w:cstheme="majorHAnsi"/>
+          <w:sz w:val="26"/>
+          <w:szCs w:val="26"/>
+        </w:rPr>
+        <w:t>. Kết quả cho thấy thông tin đăng nhập và dữ liệu trao đổi có thể được quan sát dưới dạng không mã hóa.</w:t>
       </w:r>
     </w:p>
     <w:p>
@@ -613,7 +1188,115 @@
           <w:sz w:val="26"/>
           <w:szCs w:val="26"/>
         </w:rPr>
-        <w:t>Sử dụng Wireshark bắt và phân tích lưu lượng Telnet trên cổng TCP 23. Chức năng Follow TCP Stream cho thấy nội dung phiên Telnet có thể được quan sát dưới dạng rõ, bao gồm thông tin đăng nhập và dữ liệu trao đổi. Qua đó cho thấy Telnet không mã hóa dữ liệu truyền trên mạng và tiềm ẩn nguy cơ lộ thông tin khi bị bắt gói.</w:t>
+        <w:t xml:space="preserve">Sử dụng </w:t>
+      </w:r>
+      <w:proofErr w:type="spellStart"/>
+      <w:r>
+        <w:rPr>
+          <w:rFonts w:asciiTheme="majorHAnsi" w:hAnsiTheme="majorHAnsi" w:cstheme="majorHAnsi"/>
+          <w:sz w:val="26"/>
+          <w:szCs w:val="26"/>
+        </w:rPr>
+        <w:t>Wireshark</w:t>
+      </w:r>
+      <w:proofErr w:type="spellEnd"/>
+      <w:r>
+        <w:rPr>
+          <w:rFonts w:asciiTheme="majorHAnsi" w:hAnsiTheme="majorHAnsi" w:cstheme="majorHAnsi"/>
+          <w:sz w:val="26"/>
+          <w:szCs w:val="26"/>
+        </w:rPr>
+        <w:t xml:space="preserve"> bắt và phân tích lưu lượng </w:t>
+      </w:r>
+      <w:proofErr w:type="spellStart"/>
+      <w:r>
+        <w:rPr>
+          <w:rFonts w:asciiTheme="majorHAnsi" w:hAnsiTheme="majorHAnsi" w:cstheme="majorHAnsi"/>
+          <w:sz w:val="26"/>
+          <w:szCs w:val="26"/>
+        </w:rPr>
+        <w:t>Telnet</w:t>
+      </w:r>
+      <w:proofErr w:type="spellEnd"/>
+      <w:r>
+        <w:rPr>
+          <w:rFonts w:asciiTheme="majorHAnsi" w:hAnsiTheme="majorHAnsi" w:cstheme="majorHAnsi"/>
+          <w:sz w:val="26"/>
+          <w:szCs w:val="26"/>
+        </w:rPr>
+        <w:t xml:space="preserve"> trên cổng TCP 23. Chức năng </w:t>
+      </w:r>
+      <w:proofErr w:type="spellStart"/>
+      <w:r>
+        <w:rPr>
+          <w:rFonts w:asciiTheme="majorHAnsi" w:hAnsiTheme="majorHAnsi" w:cstheme="majorHAnsi"/>
+          <w:sz w:val="26"/>
+          <w:szCs w:val="26"/>
+        </w:rPr>
+        <w:t>Follow</w:t>
+      </w:r>
+      <w:proofErr w:type="spellEnd"/>
+      <w:r>
+        <w:rPr>
+          <w:rFonts w:asciiTheme="majorHAnsi" w:hAnsiTheme="majorHAnsi" w:cstheme="majorHAnsi"/>
+          <w:sz w:val="26"/>
+          <w:szCs w:val="26"/>
+        </w:rPr>
+        <w:t xml:space="preserve"> TCP </w:t>
+      </w:r>
+      <w:proofErr w:type="spellStart"/>
+      <w:r>
+        <w:rPr>
+          <w:rFonts w:asciiTheme="majorHAnsi" w:hAnsiTheme="majorHAnsi" w:cstheme="majorHAnsi"/>
+          <w:sz w:val="26"/>
+          <w:szCs w:val="26"/>
+        </w:rPr>
+        <w:t>Stream</w:t>
+      </w:r>
+      <w:proofErr w:type="spellEnd"/>
+      <w:r>
+        <w:rPr>
+          <w:rFonts w:asciiTheme="majorHAnsi" w:hAnsiTheme="majorHAnsi" w:cstheme="majorHAnsi"/>
+          <w:sz w:val="26"/>
+          <w:szCs w:val="26"/>
+        </w:rPr>
+        <w:t xml:space="preserve"> cho thấy nội dung phiên </w:t>
+      </w:r>
+      <w:proofErr w:type="spellStart"/>
+      <w:r>
+        <w:rPr>
+          <w:rFonts w:asciiTheme="majorHAnsi" w:hAnsiTheme="majorHAnsi" w:cstheme="majorHAnsi"/>
+          <w:sz w:val="26"/>
+          <w:szCs w:val="26"/>
+        </w:rPr>
+        <w:t>Telnet</w:t>
+      </w:r>
+      <w:proofErr w:type="spellEnd"/>
+      <w:r>
+        <w:rPr>
+          <w:rFonts w:asciiTheme="majorHAnsi" w:hAnsiTheme="majorHAnsi" w:cstheme="majorHAnsi"/>
+          <w:sz w:val="26"/>
+          <w:szCs w:val="26"/>
+        </w:rPr>
+        <w:t xml:space="preserve"> có thể được quan sát dưới dạng rõ, bao gồm thông tin đăng nhập và dữ liệu trao đổi. Qua đó cho thấy </w:t>
+      </w:r>
+      <w:proofErr w:type="spellStart"/>
+      <w:r>
+        <w:rPr>
+          <w:rFonts w:asciiTheme="majorHAnsi" w:hAnsiTheme="majorHAnsi" w:cstheme="majorHAnsi"/>
+          <w:sz w:val="26"/>
+          <w:szCs w:val="26"/>
+        </w:rPr>
+        <w:t>Telnet</w:t>
+      </w:r>
+      <w:proofErr w:type="spellEnd"/>
+      <w:r>
+        <w:rPr>
+          <w:rFonts w:asciiTheme="majorHAnsi" w:hAnsiTheme="majorHAnsi" w:cstheme="majorHAnsi"/>
+          <w:sz w:val="26"/>
+          <w:szCs w:val="26"/>
+        </w:rPr>
+        <w:t xml:space="preserve"> không mã hóa dữ liệu truyền trên mạng và tiềm ẩn nguy cơ lộ thông tin khi bị bắt gói.</w:t>
       </w:r>
     </w:p>
     <w:sectPr>
@@ -1229,6 +1912,7 @@
   <w:style w:type="character" w:default="1" w:styleId="Phngmcinhcuaoanvn">
     <w:name w:val="Default Paragraph Font"/>
     <w:uiPriority w:val="1"/>
+    <w:semiHidden/>
     <w:unhideWhenUsed/>
   </w:style>
   <w:style w:type="table" w:default="1" w:styleId="BangThngthng">
@@ -1540,6 +2224,29 @@
       <w:smallCaps/>
       <w:color w:val="2F5496" w:themeColor="accent1" w:themeShade="BF"/>
       <w:spacing w:val="5"/>
+    </w:rPr>
+  </w:style>
+  <w:style w:type="character" w:styleId="Siuktni">
+    <w:name w:val="Hyperlink"/>
+    <w:basedOn w:val="Phngmcinhcuaoanvn"/>
+    <w:uiPriority w:val="99"/>
+    <w:unhideWhenUsed/>
+    <w:rsid w:val="00C30EE5"/>
+    <w:rPr>
+      <w:color w:val="0563C1" w:themeColor="hyperlink"/>
+      <w:u w:val="single"/>
+    </w:rPr>
+  </w:style>
+  <w:style w:type="character" w:styleId="cpChagiiquyt">
+    <w:name w:val="Unresolved Mention"/>
+    <w:basedOn w:val="Phngmcinhcuaoanvn"/>
+    <w:uiPriority w:val="99"/>
+    <w:semiHidden/>
+    <w:unhideWhenUsed/>
+    <w:rsid w:val="00C30EE5"/>
+    <w:rPr>
+      <w:color w:val="605E5C"/>
+      <w:shd w:val="clear" w:color="auto" w:fill="E1DFDD"/>
     </w:rPr>
   </w:style>
 </w:styles>

--- a/LAB1/Lab1_11_ĐHTHMT_1150080105_NguyenQuangMinh.docx
+++ b/LAB1/Lab1_11_ĐHTHMT_1150080105_NguyenQuangMinh.docx
@@ -64,7 +64,6 @@
           <w:szCs w:val="32"/>
         </w:rPr>
       </w:pPr>
-      <w:proofErr w:type="spellStart"/>
       <w:r>
         <w:rPr>
           <w:rFonts w:asciiTheme="majorHAnsi" w:hAnsiTheme="majorHAnsi" w:cstheme="majorHAnsi"/>
@@ -73,9 +72,8 @@
           <w:sz w:val="32"/>
           <w:szCs w:val="32"/>
         </w:rPr>
-        <w:t>Lab</w:t>
-      </w:r>
-      <w:proofErr w:type="spellEnd"/>
+        <w:t xml:space="preserve">Lab 1: Bắt gói tin Telnet </w:t>
+      </w:r>
       <w:r>
         <w:rPr>
           <w:rFonts w:asciiTheme="majorHAnsi" w:hAnsiTheme="majorHAnsi" w:cstheme="majorHAnsi"/>
@@ -84,9 +82,8 @@
           <w:sz w:val="32"/>
           <w:szCs w:val="32"/>
         </w:rPr>
-        <w:t xml:space="preserve"> 1: Bắt gói tin </w:t>
-      </w:r>
-      <w:proofErr w:type="spellStart"/>
+        <w:t>–</w:t>
+      </w:r>
       <w:r>
         <w:rPr>
           <w:rFonts w:asciiTheme="majorHAnsi" w:hAnsiTheme="majorHAnsi" w:cstheme="majorHAnsi"/>
@@ -95,37 +92,6 @@
           <w:sz w:val="32"/>
           <w:szCs w:val="32"/>
         </w:rPr>
-        <w:t>Telnet</w:t>
-      </w:r>
-      <w:proofErr w:type="spellEnd"/>
-      <w:r>
-        <w:rPr>
-          <w:rFonts w:asciiTheme="majorHAnsi" w:hAnsiTheme="majorHAnsi" w:cstheme="majorHAnsi"/>
-          <w:b/>
-          <w:bCs/>
-          <w:sz w:val="32"/>
-          <w:szCs w:val="32"/>
-        </w:rPr>
-        <w:t xml:space="preserve"> </w:t>
-      </w:r>
-      <w:r>
-        <w:rPr>
-          <w:rFonts w:asciiTheme="majorHAnsi" w:hAnsiTheme="majorHAnsi" w:cstheme="majorHAnsi"/>
-          <w:b/>
-          <w:bCs/>
-          <w:sz w:val="32"/>
-          <w:szCs w:val="32"/>
-        </w:rPr>
-        <w:t>–</w:t>
-      </w:r>
-      <w:r>
-        <w:rPr>
-          <w:rFonts w:asciiTheme="majorHAnsi" w:hAnsiTheme="majorHAnsi" w:cstheme="majorHAnsi"/>
-          <w:b/>
-          <w:bCs/>
-          <w:sz w:val="32"/>
-          <w:szCs w:val="32"/>
-        </w:rPr>
         <w:t xml:space="preserve"> SSH</w:t>
       </w:r>
     </w:p>
@@ -137,49 +103,21 @@
           <w:szCs w:val="26"/>
         </w:rPr>
       </w:pPr>
-      <w:proofErr w:type="spellStart"/>
-      <w:r>
-        <w:rPr>
-          <w:rFonts w:asciiTheme="majorHAnsi" w:hAnsiTheme="majorHAnsi" w:cstheme="majorHAnsi"/>
-          <w:sz w:val="26"/>
-          <w:szCs w:val="26"/>
-        </w:rPr>
-        <w:t>Link</w:t>
-      </w:r>
-      <w:proofErr w:type="spellEnd"/>
-      <w:r>
-        <w:rPr>
-          <w:rFonts w:asciiTheme="majorHAnsi" w:hAnsiTheme="majorHAnsi" w:cstheme="majorHAnsi"/>
-          <w:sz w:val="26"/>
-          <w:szCs w:val="26"/>
-        </w:rPr>
-        <w:t xml:space="preserve"> </w:t>
-      </w:r>
-      <w:proofErr w:type="spellStart"/>
-      <w:r>
-        <w:rPr>
-          <w:rFonts w:asciiTheme="majorHAnsi" w:hAnsiTheme="majorHAnsi" w:cstheme="majorHAnsi"/>
-          <w:sz w:val="26"/>
-          <w:szCs w:val="26"/>
-        </w:rPr>
-        <w:t>youtobe</w:t>
-      </w:r>
-      <w:proofErr w:type="spellEnd"/>
-      <w:r>
-        <w:rPr>
-          <w:rFonts w:asciiTheme="majorHAnsi" w:hAnsiTheme="majorHAnsi" w:cstheme="majorHAnsi"/>
-          <w:sz w:val="26"/>
-          <w:szCs w:val="26"/>
-        </w:rPr>
-        <w:t xml:space="preserve">: </w:t>
-      </w:r>
-      <w:r>
-        <w:rPr>
-          <w:rFonts w:asciiTheme="majorHAnsi" w:hAnsiTheme="majorHAnsi" w:cstheme="majorHAnsi"/>
-          <w:sz w:val="26"/>
-          <w:szCs w:val="26"/>
-        </w:rPr>
-        <w:t>https://youtu.be/Mnwx3P9rs7s</w:t>
+      <w:r>
+        <w:rPr>
+          <w:rFonts w:asciiTheme="majorHAnsi" w:hAnsiTheme="majorHAnsi" w:cstheme="majorHAnsi"/>
+          <w:sz w:val="26"/>
+          <w:szCs w:val="26"/>
+        </w:rPr>
+        <w:t xml:space="preserve">Link youtobe: </w:t>
+      </w:r>
+      <w:r>
+        <w:rPr>
+          <w:rFonts w:asciiTheme="majorHAnsi" w:hAnsiTheme="majorHAnsi" w:cstheme="majorHAnsi"/>
+          <w:sz w:val="26"/>
+          <w:szCs w:val="26"/>
+        </w:rPr>
+        <w:t>https://youtu.be/Mnwx3P9rs7s?si=cYhpxVSB1zzXT7Kr</w:t>
       </w:r>
     </w:p>
     <w:p>
@@ -198,8 +136,8 @@
           <w:szCs w:val="26"/>
         </w:rPr>
         <w:drawing>
-          <wp:inline distT="0" distB="0" distL="0" distR="0" wp14:anchorId="71DB111E" wp14:editId="13EC95D0">
-            <wp:extent cx="4407840" cy="2732314"/>
+          <wp:inline distT="0" distB="0" distL="0" distR="0" wp14:anchorId="71DB111E" wp14:editId="2DE702D6">
+            <wp:extent cx="5731510" cy="3552825"/>
             <wp:effectExtent l="0" t="0" r="0" b="0"/>
             <wp:docPr id="1037183547" name="Hình ảnh 1"/>
             <wp:cNvGraphicFramePr>
@@ -221,7 +159,7 @@
                   <pic:spPr>
                     <a:xfrm>
                       <a:off x="0" y="0"/>
-                      <a:ext cx="4429883" cy="2745978"/>
+                      <a:ext cx="5731510" cy="3552825"/>
                     </a:xfrm>
                     <a:prstGeom prst="rect">
                       <a:avLst/>
@@ -248,25 +186,7 @@
           <w:sz w:val="26"/>
           <w:szCs w:val="26"/>
         </w:rPr>
-        <w:t xml:space="preserve">Hình 1. Kiểm tra thông tin máy </w:t>
-      </w:r>
-      <w:proofErr w:type="spellStart"/>
-      <w:r>
-        <w:rPr>
-          <w:rFonts w:asciiTheme="majorHAnsi" w:hAnsiTheme="majorHAnsi" w:cstheme="majorHAnsi"/>
-          <w:sz w:val="26"/>
-          <w:szCs w:val="26"/>
-        </w:rPr>
-        <w:t>Kali</w:t>
-      </w:r>
-      <w:proofErr w:type="spellEnd"/>
-      <w:r>
-        <w:rPr>
-          <w:rFonts w:asciiTheme="majorHAnsi" w:hAnsiTheme="majorHAnsi" w:cstheme="majorHAnsi"/>
-          <w:sz w:val="26"/>
-          <w:szCs w:val="26"/>
-        </w:rPr>
-        <w:t xml:space="preserve"> Server và kết nối mạng</w:t>
+        <w:t>Hình 1. Kiểm tra thông tin máy Kali Server và kết nối mạng</w:t>
       </w:r>
       <w:r>
         <w:rPr>
@@ -275,97 +195,7 @@
           <w:szCs w:val="26"/>
         </w:rPr>
         <w:br/>
-        <w:t xml:space="preserve">Máy </w:t>
-      </w:r>
-      <w:proofErr w:type="spellStart"/>
-      <w:r>
-        <w:rPr>
-          <w:rFonts w:asciiTheme="majorHAnsi" w:hAnsiTheme="majorHAnsi" w:cstheme="majorHAnsi"/>
-          <w:sz w:val="26"/>
-          <w:szCs w:val="26"/>
-        </w:rPr>
-        <w:t>Kali</w:t>
-      </w:r>
-      <w:proofErr w:type="spellEnd"/>
-      <w:r>
-        <w:rPr>
-          <w:rFonts w:asciiTheme="majorHAnsi" w:hAnsiTheme="majorHAnsi" w:cstheme="majorHAnsi"/>
-          <w:sz w:val="26"/>
-          <w:szCs w:val="26"/>
-        </w:rPr>
-        <w:t xml:space="preserve"> được sử dụng trong môi trường thực hành với tài khoản minh. Qua lệnh </w:t>
-      </w:r>
-      <w:proofErr w:type="spellStart"/>
-      <w:r>
-        <w:rPr>
-          <w:rFonts w:asciiTheme="majorHAnsi" w:hAnsiTheme="majorHAnsi" w:cstheme="majorHAnsi"/>
-          <w:sz w:val="26"/>
-          <w:szCs w:val="26"/>
-        </w:rPr>
-        <w:t>ip</w:t>
-      </w:r>
-      <w:proofErr w:type="spellEnd"/>
-      <w:r>
-        <w:rPr>
-          <w:rFonts w:asciiTheme="majorHAnsi" w:hAnsiTheme="majorHAnsi" w:cstheme="majorHAnsi"/>
-          <w:sz w:val="26"/>
-          <w:szCs w:val="26"/>
-        </w:rPr>
-        <w:t xml:space="preserve"> </w:t>
-      </w:r>
-      <w:proofErr w:type="spellStart"/>
-      <w:r>
-        <w:rPr>
-          <w:rFonts w:asciiTheme="majorHAnsi" w:hAnsiTheme="majorHAnsi" w:cstheme="majorHAnsi"/>
-          <w:sz w:val="26"/>
-          <w:szCs w:val="26"/>
-        </w:rPr>
-        <w:t>addr</w:t>
-      </w:r>
-      <w:proofErr w:type="spellEnd"/>
-      <w:r>
-        <w:rPr>
-          <w:rFonts w:asciiTheme="majorHAnsi" w:hAnsiTheme="majorHAnsi" w:cstheme="majorHAnsi"/>
-          <w:sz w:val="26"/>
-          <w:szCs w:val="26"/>
-        </w:rPr>
-        <w:t xml:space="preserve">, máy có địa chỉ IP 192.168.106.130 trên </w:t>
-      </w:r>
-      <w:proofErr w:type="spellStart"/>
-      <w:r>
-        <w:rPr>
-          <w:rFonts w:asciiTheme="majorHAnsi" w:hAnsiTheme="majorHAnsi" w:cstheme="majorHAnsi"/>
-          <w:sz w:val="26"/>
-          <w:szCs w:val="26"/>
-        </w:rPr>
-        <w:t>interface</w:t>
-      </w:r>
-      <w:proofErr w:type="spellEnd"/>
-      <w:r>
-        <w:rPr>
-          <w:rFonts w:asciiTheme="majorHAnsi" w:hAnsiTheme="majorHAnsi" w:cstheme="majorHAnsi"/>
-          <w:sz w:val="26"/>
-          <w:szCs w:val="26"/>
-        </w:rPr>
-        <w:t xml:space="preserve"> eth0. Kết quả </w:t>
-      </w:r>
-      <w:proofErr w:type="spellStart"/>
-      <w:r>
-        <w:rPr>
-          <w:rFonts w:asciiTheme="majorHAnsi" w:hAnsiTheme="majorHAnsi" w:cstheme="majorHAnsi"/>
-          <w:sz w:val="26"/>
-          <w:szCs w:val="26"/>
-        </w:rPr>
-        <w:t>ping</w:t>
-      </w:r>
-      <w:proofErr w:type="spellEnd"/>
-      <w:r>
-        <w:rPr>
-          <w:rFonts w:asciiTheme="majorHAnsi" w:hAnsiTheme="majorHAnsi" w:cstheme="majorHAnsi"/>
-          <w:sz w:val="26"/>
-          <w:szCs w:val="26"/>
-        </w:rPr>
-        <w:t xml:space="preserve"> 8.8.8.8 cho thấy máy đã kết nối mạng thành công.</w:t>
+        <w:t>Máy Kali được sử dụng trong môi trường thực hành với tài khoản minh. Qua lệnh ip addr, máy có địa chỉ IP 192.168.106.130 trên interface eth0. Kết quả ping 8.8.8.8 cho thấy máy đã kết nối mạng thành công.</w:t>
       </w:r>
     </w:p>
     <w:p>
@@ -383,9 +213,10 @@
           <w:sz w:val="26"/>
           <w:szCs w:val="26"/>
         </w:rPr>
+        <w:lastRenderedPageBreak/>
         <w:drawing>
-          <wp:inline distT="0" distB="0" distL="0" distR="0" wp14:anchorId="4B19C4BF" wp14:editId="4CED5931">
-            <wp:extent cx="4274929" cy="2699657"/>
+          <wp:inline distT="0" distB="0" distL="0" distR="0" wp14:anchorId="4B19C4BF" wp14:editId="025265A8">
+            <wp:extent cx="5731510" cy="3619500"/>
             <wp:effectExtent l="0" t="0" r="0" b="0"/>
             <wp:docPr id="1733599388" name="Hình ảnh 1"/>
             <wp:cNvGraphicFramePr>
@@ -407,7 +238,7 @@
                   <pic:spPr>
                     <a:xfrm>
                       <a:off x="0" y="0"/>
-                      <a:ext cx="4302676" cy="2717180"/>
+                      <a:ext cx="5731510" cy="3619500"/>
                     </a:xfrm>
                     <a:prstGeom prst="rect">
                       <a:avLst/>
@@ -434,36 +265,8 @@
           <w:sz w:val="26"/>
           <w:szCs w:val="26"/>
         </w:rPr>
-        <w:t xml:space="preserve">Hình 2. Kiểm tra cài đặt </w:t>
-      </w:r>
-      <w:proofErr w:type="spellStart"/>
-      <w:r>
-        <w:rPr>
-          <w:rFonts w:asciiTheme="majorHAnsi" w:hAnsiTheme="majorHAnsi" w:cstheme="majorHAnsi"/>
-          <w:sz w:val="26"/>
-          <w:szCs w:val="26"/>
-        </w:rPr>
-        <w:t>Wireshark</w:t>
-      </w:r>
-      <w:proofErr w:type="spellEnd"/>
-      <w:r>
-        <w:rPr>
-          <w:rFonts w:asciiTheme="majorHAnsi" w:hAnsiTheme="majorHAnsi" w:cstheme="majorHAnsi"/>
-          <w:sz w:val="26"/>
-          <w:szCs w:val="26"/>
-        </w:rPr>
-        <w:t xml:space="preserve"> trên máy </w:t>
-      </w:r>
-      <w:proofErr w:type="spellStart"/>
-      <w:r>
-        <w:rPr>
-          <w:rFonts w:asciiTheme="majorHAnsi" w:hAnsiTheme="majorHAnsi" w:cstheme="majorHAnsi"/>
-          <w:sz w:val="26"/>
-          <w:szCs w:val="26"/>
-        </w:rPr>
-        <w:t>Kali</w:t>
-      </w:r>
-      <w:proofErr w:type="spellEnd"/>
+        <w:t>Hình 2. Kiểm tra cài đặt Wireshark trên máy Kali</w:t>
+      </w:r>
       <w:r>
         <w:rPr>
           <w:rFonts w:asciiTheme="majorHAnsi" w:hAnsiTheme="majorHAnsi" w:cstheme="majorHAnsi"/>
@@ -471,61 +274,7 @@
           <w:szCs w:val="26"/>
         </w:rPr>
         <w:br/>
-        <w:t xml:space="preserve">Sử dụng lệnh </w:t>
-      </w:r>
-      <w:proofErr w:type="spellStart"/>
-      <w:r>
-        <w:rPr>
-          <w:rFonts w:asciiTheme="majorHAnsi" w:hAnsiTheme="majorHAnsi" w:cstheme="majorHAnsi"/>
-          <w:sz w:val="26"/>
-          <w:szCs w:val="26"/>
-        </w:rPr>
-        <w:t>wireshark</w:t>
-      </w:r>
-      <w:proofErr w:type="spellEnd"/>
-      <w:r>
-        <w:rPr>
-          <w:rFonts w:asciiTheme="majorHAnsi" w:hAnsiTheme="majorHAnsi" w:cstheme="majorHAnsi"/>
-          <w:sz w:val="26"/>
-          <w:szCs w:val="26"/>
-        </w:rPr>
-        <w:t xml:space="preserve"> --</w:t>
-      </w:r>
-      <w:proofErr w:type="spellStart"/>
-      <w:r>
-        <w:rPr>
-          <w:rFonts w:asciiTheme="majorHAnsi" w:hAnsiTheme="majorHAnsi" w:cstheme="majorHAnsi"/>
-          <w:sz w:val="26"/>
-          <w:szCs w:val="26"/>
-        </w:rPr>
-        <w:t>version</w:t>
-      </w:r>
-      <w:proofErr w:type="spellEnd"/>
-      <w:r>
-        <w:rPr>
-          <w:rFonts w:asciiTheme="majorHAnsi" w:hAnsiTheme="majorHAnsi" w:cstheme="majorHAnsi"/>
-          <w:sz w:val="26"/>
-          <w:szCs w:val="26"/>
-        </w:rPr>
-        <w:t xml:space="preserve"> để kiểm tra công cụ bắt gói. Kết quả cho thấy </w:t>
-      </w:r>
-      <w:proofErr w:type="spellStart"/>
-      <w:r>
-        <w:rPr>
-          <w:rFonts w:asciiTheme="majorHAnsi" w:hAnsiTheme="majorHAnsi" w:cstheme="majorHAnsi"/>
-          <w:sz w:val="26"/>
-          <w:szCs w:val="26"/>
-        </w:rPr>
-        <w:t>Wireshark</w:t>
-      </w:r>
-      <w:proofErr w:type="spellEnd"/>
-      <w:r>
-        <w:rPr>
-          <w:rFonts w:asciiTheme="majorHAnsi" w:hAnsiTheme="majorHAnsi" w:cstheme="majorHAnsi"/>
-          <w:sz w:val="26"/>
-          <w:szCs w:val="26"/>
-        </w:rPr>
-        <w:t xml:space="preserve"> phiên bản 4.6.6 đã được cài đặt và sẵn sàng sử dụng.</w:t>
+        <w:t>Sử dụng lệnh wireshark --version để kiểm tra công cụ bắt gói. Kết quả cho thấy Wireshark phiên bản 4.6.6 đã được cài đặt và sẵn sàng sử dụng.</w:t>
       </w:r>
     </w:p>
     <w:p>
@@ -543,10 +292,9 @@
           <w:sz w:val="26"/>
           <w:szCs w:val="26"/>
         </w:rPr>
-        <w:lastRenderedPageBreak/>
         <w:drawing>
-          <wp:inline distT="0" distB="0" distL="0" distR="0" wp14:anchorId="4839DFCC" wp14:editId="068C7889">
-            <wp:extent cx="5170170" cy="3263291"/>
+          <wp:inline distT="0" distB="0" distL="0" distR="0" wp14:anchorId="4839DFCC" wp14:editId="397CCB4D">
+            <wp:extent cx="5731510" cy="3617595"/>
             <wp:effectExtent l="0" t="0" r="0" b="0"/>
             <wp:docPr id="563722262" name="Hình ảnh 1"/>
             <wp:cNvGraphicFramePr>
@@ -568,7 +316,7 @@
                   <pic:spPr>
                     <a:xfrm>
                       <a:off x="0" y="0"/>
-                      <a:ext cx="5184136" cy="3272106"/>
+                      <a:ext cx="5731510" cy="3617595"/>
                     </a:xfrm>
                     <a:prstGeom prst="rect">
                       <a:avLst/>
@@ -595,178 +343,25 @@
           <w:sz w:val="26"/>
           <w:szCs w:val="26"/>
         </w:rPr>
-        <w:t xml:space="preserve">Hình 3. Cấu hình và kiểm tra dịch vụ </w:t>
-      </w:r>
-      <w:proofErr w:type="spellStart"/>
-      <w:r>
-        <w:rPr>
-          <w:rFonts w:asciiTheme="majorHAnsi" w:hAnsiTheme="majorHAnsi" w:cstheme="majorHAnsi"/>
-          <w:sz w:val="26"/>
-          <w:szCs w:val="26"/>
-        </w:rPr>
-        <w:t>Telnet</w:t>
-      </w:r>
-      <w:proofErr w:type="spellEnd"/>
-      <w:r>
-        <w:rPr>
-          <w:rFonts w:asciiTheme="majorHAnsi" w:hAnsiTheme="majorHAnsi" w:cstheme="majorHAnsi"/>
-          <w:sz w:val="26"/>
-          <w:szCs w:val="26"/>
-        </w:rPr>
-        <w:t xml:space="preserve"> Server trên </w:t>
-      </w:r>
-      <w:proofErr w:type="spellStart"/>
-      <w:r>
-        <w:rPr>
-          <w:rFonts w:asciiTheme="majorHAnsi" w:hAnsiTheme="majorHAnsi" w:cstheme="majorHAnsi"/>
-          <w:sz w:val="26"/>
-          <w:szCs w:val="26"/>
-        </w:rPr>
-        <w:t>Kali</w:t>
-      </w:r>
-      <w:proofErr w:type="spellEnd"/>
-    </w:p>
-    <w:p>
-      <w:pPr>
-        <w:rPr>
-          <w:rFonts w:asciiTheme="majorHAnsi" w:hAnsiTheme="majorHAnsi" w:cstheme="majorHAnsi"/>
-          <w:sz w:val="26"/>
-          <w:szCs w:val="26"/>
-        </w:rPr>
-      </w:pPr>
-      <w:r>
-        <w:rPr>
-          <w:rFonts w:asciiTheme="majorHAnsi" w:hAnsiTheme="majorHAnsi" w:cstheme="majorHAnsi"/>
-          <w:sz w:val="26"/>
-          <w:szCs w:val="26"/>
-        </w:rPr>
-        <w:t xml:space="preserve">Sau khi cài đặt và cấu hình dịch vụ </w:t>
-      </w:r>
-      <w:proofErr w:type="spellStart"/>
-      <w:r>
-        <w:rPr>
-          <w:rFonts w:asciiTheme="majorHAnsi" w:hAnsiTheme="majorHAnsi" w:cstheme="majorHAnsi"/>
-          <w:sz w:val="26"/>
-          <w:szCs w:val="26"/>
-        </w:rPr>
-        <w:t>Telnet</w:t>
-      </w:r>
-      <w:proofErr w:type="spellEnd"/>
-      <w:r>
-        <w:rPr>
-          <w:rFonts w:asciiTheme="majorHAnsi" w:hAnsiTheme="majorHAnsi" w:cstheme="majorHAnsi"/>
-          <w:sz w:val="26"/>
-          <w:szCs w:val="26"/>
-        </w:rPr>
-        <w:t xml:space="preserve">, sử dụng lệnh </w:t>
-      </w:r>
-      <w:proofErr w:type="spellStart"/>
-      <w:r>
-        <w:rPr>
-          <w:rFonts w:asciiTheme="majorHAnsi" w:hAnsiTheme="majorHAnsi" w:cstheme="majorHAnsi"/>
-          <w:sz w:val="26"/>
-          <w:szCs w:val="26"/>
-        </w:rPr>
-        <w:t>ss</w:t>
-      </w:r>
-      <w:proofErr w:type="spellEnd"/>
-      <w:r>
-        <w:rPr>
-          <w:rFonts w:asciiTheme="majorHAnsi" w:hAnsiTheme="majorHAnsi" w:cstheme="majorHAnsi"/>
-          <w:sz w:val="26"/>
-          <w:szCs w:val="26"/>
-        </w:rPr>
-        <w:t xml:space="preserve"> -</w:t>
-      </w:r>
-      <w:proofErr w:type="spellStart"/>
-      <w:r>
-        <w:rPr>
-          <w:rFonts w:asciiTheme="majorHAnsi" w:hAnsiTheme="majorHAnsi" w:cstheme="majorHAnsi"/>
-          <w:sz w:val="26"/>
-          <w:szCs w:val="26"/>
-        </w:rPr>
-        <w:t>ltn</w:t>
-      </w:r>
-      <w:proofErr w:type="spellEnd"/>
-      <w:r>
-        <w:rPr>
-          <w:rFonts w:asciiTheme="majorHAnsi" w:hAnsiTheme="majorHAnsi" w:cstheme="majorHAnsi"/>
-          <w:sz w:val="26"/>
-          <w:szCs w:val="26"/>
-        </w:rPr>
-        <w:t xml:space="preserve"> | </w:t>
-      </w:r>
-      <w:proofErr w:type="spellStart"/>
-      <w:r>
-        <w:rPr>
-          <w:rFonts w:asciiTheme="majorHAnsi" w:hAnsiTheme="majorHAnsi" w:cstheme="majorHAnsi"/>
-          <w:sz w:val="26"/>
-          <w:szCs w:val="26"/>
-        </w:rPr>
-        <w:t>grep</w:t>
-      </w:r>
-      <w:proofErr w:type="spellEnd"/>
-      <w:r>
-        <w:rPr>
-          <w:rFonts w:asciiTheme="majorHAnsi" w:hAnsiTheme="majorHAnsi" w:cstheme="majorHAnsi"/>
-          <w:sz w:val="26"/>
-          <w:szCs w:val="26"/>
-        </w:rPr>
-        <w:t xml:space="preserve"> ':23' để kiểm tra. Kết quả cho thấy TCP </w:t>
-      </w:r>
-      <w:proofErr w:type="spellStart"/>
-      <w:r>
-        <w:rPr>
-          <w:rFonts w:asciiTheme="majorHAnsi" w:hAnsiTheme="majorHAnsi" w:cstheme="majorHAnsi"/>
-          <w:sz w:val="26"/>
-          <w:szCs w:val="26"/>
-        </w:rPr>
-        <w:t>port</w:t>
-      </w:r>
-      <w:proofErr w:type="spellEnd"/>
-      <w:r>
-        <w:rPr>
-          <w:rFonts w:asciiTheme="majorHAnsi" w:hAnsiTheme="majorHAnsi" w:cstheme="majorHAnsi"/>
-          <w:sz w:val="26"/>
-          <w:szCs w:val="26"/>
-        </w:rPr>
-        <w:t xml:space="preserve"> 23 đang ở trạng thái LISTEN, chứng tỏ </w:t>
-      </w:r>
-      <w:proofErr w:type="spellStart"/>
-      <w:r>
-        <w:rPr>
-          <w:rFonts w:asciiTheme="majorHAnsi" w:hAnsiTheme="majorHAnsi" w:cstheme="majorHAnsi"/>
-          <w:sz w:val="26"/>
-          <w:szCs w:val="26"/>
-        </w:rPr>
-        <w:t>Telnet</w:t>
-      </w:r>
-      <w:proofErr w:type="spellEnd"/>
-      <w:r>
-        <w:rPr>
-          <w:rFonts w:asciiTheme="majorHAnsi" w:hAnsiTheme="majorHAnsi" w:cstheme="majorHAnsi"/>
-          <w:sz w:val="26"/>
-          <w:szCs w:val="26"/>
-        </w:rPr>
-        <w:t xml:space="preserve"> Server đã sẵn sàng nhận kết nối từ </w:t>
-      </w:r>
-      <w:proofErr w:type="spellStart"/>
-      <w:r>
-        <w:rPr>
-          <w:rFonts w:asciiTheme="majorHAnsi" w:hAnsiTheme="majorHAnsi" w:cstheme="majorHAnsi"/>
-          <w:sz w:val="26"/>
-          <w:szCs w:val="26"/>
-        </w:rPr>
-        <w:t>Client</w:t>
-      </w:r>
-      <w:proofErr w:type="spellEnd"/>
-      <w:r>
-        <w:rPr>
-          <w:rFonts w:asciiTheme="majorHAnsi" w:hAnsiTheme="majorHAnsi" w:cstheme="majorHAnsi"/>
-          <w:sz w:val="26"/>
-          <w:szCs w:val="26"/>
-        </w:rPr>
-        <w:t>.</w:t>
+        <w:t>Hình 3. Cấu hình và kiểm tra dịch vụ Telnet Server trên Kali</w:t>
+      </w:r>
+    </w:p>
+    <w:p>
+      <w:pPr>
+        <w:rPr>
+          <w:rFonts w:asciiTheme="majorHAnsi" w:hAnsiTheme="majorHAnsi" w:cstheme="majorHAnsi"/>
+          <w:sz w:val="26"/>
+          <w:szCs w:val="26"/>
+        </w:rPr>
+      </w:pPr>
+      <w:r>
+        <w:rPr>
+          <w:rFonts w:asciiTheme="majorHAnsi" w:hAnsiTheme="majorHAnsi" w:cstheme="majorHAnsi"/>
+          <w:sz w:val="26"/>
+          <w:szCs w:val="26"/>
+        </w:rPr>
+        <w:lastRenderedPageBreak/>
+        <w:t>Sau khi cài đặt và cấu hình dịch vụ Telnet, sử dụng lệnh ss -ltn | grep ':23' để kiểm tra. Kết quả cho thấy TCP port 23 đang ở trạng thái LISTEN, chứng tỏ Telnet Server đã sẵn sàng nhận kết nối từ Client.</w:t>
       </w:r>
     </w:p>
     <w:p>
@@ -785,8 +380,8 @@
           <w:szCs w:val="26"/>
         </w:rPr>
         <w:drawing>
-          <wp:inline distT="0" distB="0" distL="0" distR="0" wp14:anchorId="507104AA" wp14:editId="64726216">
-            <wp:extent cx="5170714" cy="2548693"/>
+          <wp:inline distT="0" distB="0" distL="0" distR="0" wp14:anchorId="507104AA" wp14:editId="354C2820">
+            <wp:extent cx="5731510" cy="2825115"/>
             <wp:effectExtent l="0" t="0" r="0" b="0"/>
             <wp:docPr id="2004282841" name="Hình ảnh 1"/>
             <wp:cNvGraphicFramePr>
@@ -808,7 +403,7 @@
                   <pic:spPr>
                     <a:xfrm>
                       <a:off x="0" y="0"/>
-                      <a:ext cx="5175629" cy="2551115"/>
+                      <a:ext cx="5731510" cy="2825115"/>
                     </a:xfrm>
                     <a:prstGeom prst="rect">
                       <a:avLst/>
@@ -835,114 +430,24 @@
           <w:sz w:val="26"/>
           <w:szCs w:val="26"/>
         </w:rPr>
-        <w:t xml:space="preserve">Hình 4. Kiểm tra kết nối từ máy </w:t>
-      </w:r>
-      <w:proofErr w:type="spellStart"/>
-      <w:r>
-        <w:rPr>
-          <w:rFonts w:asciiTheme="majorHAnsi" w:hAnsiTheme="majorHAnsi" w:cstheme="majorHAnsi"/>
-          <w:sz w:val="26"/>
-          <w:szCs w:val="26"/>
-        </w:rPr>
-        <w:t>Client</w:t>
-      </w:r>
-      <w:proofErr w:type="spellEnd"/>
-      <w:r>
-        <w:rPr>
-          <w:rFonts w:asciiTheme="majorHAnsi" w:hAnsiTheme="majorHAnsi" w:cstheme="majorHAnsi"/>
-          <w:sz w:val="26"/>
-          <w:szCs w:val="26"/>
-        </w:rPr>
-        <w:t xml:space="preserve"> Windows đến máy </w:t>
-      </w:r>
-      <w:proofErr w:type="spellStart"/>
-      <w:r>
-        <w:rPr>
-          <w:rFonts w:asciiTheme="majorHAnsi" w:hAnsiTheme="majorHAnsi" w:cstheme="majorHAnsi"/>
-          <w:sz w:val="26"/>
-          <w:szCs w:val="26"/>
-        </w:rPr>
-        <w:t>Kali</w:t>
-      </w:r>
-      <w:proofErr w:type="spellEnd"/>
-      <w:r>
-        <w:rPr>
-          <w:rFonts w:asciiTheme="majorHAnsi" w:hAnsiTheme="majorHAnsi" w:cstheme="majorHAnsi"/>
-          <w:sz w:val="26"/>
-          <w:szCs w:val="26"/>
-        </w:rPr>
-        <w:t xml:space="preserve"> Server.</w:t>
-      </w:r>
-    </w:p>
-    <w:p>
-      <w:pPr>
-        <w:rPr>
-          <w:rFonts w:asciiTheme="majorHAnsi" w:hAnsiTheme="majorHAnsi" w:cstheme="majorHAnsi"/>
-          <w:sz w:val="26"/>
-          <w:szCs w:val="26"/>
-        </w:rPr>
-      </w:pPr>
-      <w:r>
-        <w:rPr>
-          <w:rFonts w:asciiTheme="majorHAnsi" w:hAnsiTheme="majorHAnsi" w:cstheme="majorHAnsi"/>
-          <w:sz w:val="26"/>
-          <w:szCs w:val="26"/>
-        </w:rPr>
-        <w:t xml:space="preserve">Máy </w:t>
-      </w:r>
-      <w:proofErr w:type="spellStart"/>
-      <w:r>
-        <w:rPr>
-          <w:rFonts w:asciiTheme="majorHAnsi" w:hAnsiTheme="majorHAnsi" w:cstheme="majorHAnsi"/>
-          <w:sz w:val="26"/>
-          <w:szCs w:val="26"/>
-        </w:rPr>
-        <w:t>Client</w:t>
-      </w:r>
-      <w:proofErr w:type="spellEnd"/>
-      <w:r>
-        <w:rPr>
-          <w:rFonts w:asciiTheme="majorHAnsi" w:hAnsiTheme="majorHAnsi" w:cstheme="majorHAnsi"/>
-          <w:sz w:val="26"/>
-          <w:szCs w:val="26"/>
-        </w:rPr>
-        <w:t xml:space="preserve"> Windows thực hiện </w:t>
-      </w:r>
-      <w:proofErr w:type="spellStart"/>
-      <w:r>
-        <w:rPr>
-          <w:rFonts w:asciiTheme="majorHAnsi" w:hAnsiTheme="majorHAnsi" w:cstheme="majorHAnsi"/>
-          <w:sz w:val="26"/>
-          <w:szCs w:val="26"/>
-        </w:rPr>
-        <w:t>ping</w:t>
-      </w:r>
-      <w:proofErr w:type="spellEnd"/>
-      <w:r>
-        <w:rPr>
-          <w:rFonts w:asciiTheme="majorHAnsi" w:hAnsiTheme="majorHAnsi" w:cstheme="majorHAnsi"/>
-          <w:sz w:val="26"/>
-          <w:szCs w:val="26"/>
-        </w:rPr>
-        <w:t xml:space="preserve"> đến địa chỉ IP 192.168.106.130 của </w:t>
-      </w:r>
-      <w:proofErr w:type="spellStart"/>
-      <w:r>
-        <w:rPr>
-          <w:rFonts w:asciiTheme="majorHAnsi" w:hAnsiTheme="majorHAnsi" w:cstheme="majorHAnsi"/>
-          <w:sz w:val="26"/>
-          <w:szCs w:val="26"/>
-        </w:rPr>
-        <w:t>Kali</w:t>
-      </w:r>
-      <w:proofErr w:type="spellEnd"/>
-      <w:r>
-        <w:rPr>
-          <w:rFonts w:asciiTheme="majorHAnsi" w:hAnsiTheme="majorHAnsi" w:cstheme="majorHAnsi"/>
-          <w:sz w:val="26"/>
-          <w:szCs w:val="26"/>
-        </w:rPr>
-        <w:t xml:space="preserve"> Server. Kết quả nhận đủ 4/4 gói tin, tỷ lệ mất gói 0%, chứng tỏ hai máy có thể kết nối với nhau trong môi trường mạng thực hành</w:t>
+        <w:t>Hình 4. Kiểm tra kết nối từ máy Client Windows đến máy Kali Server.</w:t>
+      </w:r>
+    </w:p>
+    <w:p>
+      <w:pPr>
+        <w:rPr>
+          <w:rFonts w:asciiTheme="majorHAnsi" w:hAnsiTheme="majorHAnsi" w:cstheme="majorHAnsi"/>
+          <w:sz w:val="26"/>
+          <w:szCs w:val="26"/>
+        </w:rPr>
+      </w:pPr>
+      <w:r>
+        <w:rPr>
+          <w:rFonts w:asciiTheme="majorHAnsi" w:hAnsiTheme="majorHAnsi" w:cstheme="majorHAnsi"/>
+          <w:sz w:val="26"/>
+          <w:szCs w:val="26"/>
+        </w:rPr>
+        <w:t>Máy Client Windows thực hiện ping đến địa chỉ IP 192.168.106.130 của Kali Server. Kết quả nhận đủ 4/4 gói tin, tỷ lệ mất gói 0%, chứng tỏ hai máy có thể kết nối với nhau trong môi trường mạng thực hành</w:t>
       </w:r>
     </w:p>
     <w:p>
@@ -960,7 +465,6 @@
           <w:sz w:val="26"/>
           <w:szCs w:val="26"/>
         </w:rPr>
-        <w:lastRenderedPageBreak/>
         <w:drawing>
           <wp:inline distT="0" distB="0" distL="0" distR="0" wp14:anchorId="55A45518" wp14:editId="6752A274">
             <wp:extent cx="5731510" cy="2918460"/>
@@ -1012,61 +516,7 @@
           <w:sz w:val="26"/>
           <w:szCs w:val="26"/>
         </w:rPr>
-        <w:t xml:space="preserve">Hình5: Kiểm tra tài khoản và tên máy sau khi kết nối </w:t>
-      </w:r>
-      <w:proofErr w:type="spellStart"/>
-      <w:r>
-        <w:rPr>
-          <w:rFonts w:asciiTheme="majorHAnsi" w:hAnsiTheme="majorHAnsi" w:cstheme="majorHAnsi"/>
-          <w:sz w:val="26"/>
-          <w:szCs w:val="26"/>
-        </w:rPr>
-        <w:t>Telnet</w:t>
-      </w:r>
-      <w:proofErr w:type="spellEnd"/>
-      <w:r>
-        <w:rPr>
-          <w:rFonts w:asciiTheme="majorHAnsi" w:hAnsiTheme="majorHAnsi" w:cstheme="majorHAnsi"/>
-          <w:sz w:val="26"/>
-          <w:szCs w:val="26"/>
-        </w:rPr>
-        <w:t xml:space="preserve"> từ Windows đến </w:t>
-      </w:r>
-      <w:proofErr w:type="spellStart"/>
-      <w:r>
-        <w:rPr>
-          <w:rFonts w:asciiTheme="majorHAnsi" w:hAnsiTheme="majorHAnsi" w:cstheme="majorHAnsi"/>
-          <w:sz w:val="26"/>
-          <w:szCs w:val="26"/>
-        </w:rPr>
-        <w:t>Kali</w:t>
-      </w:r>
-      <w:proofErr w:type="spellEnd"/>
-      <w:r>
-        <w:rPr>
-          <w:rFonts w:asciiTheme="majorHAnsi" w:hAnsiTheme="majorHAnsi" w:cstheme="majorHAnsi"/>
-          <w:sz w:val="26"/>
-          <w:szCs w:val="26"/>
-        </w:rPr>
-        <w:t xml:space="preserve"> </w:t>
-      </w:r>
-      <w:proofErr w:type="spellStart"/>
-      <w:r>
-        <w:rPr>
-          <w:rFonts w:asciiTheme="majorHAnsi" w:hAnsiTheme="majorHAnsi" w:cstheme="majorHAnsi"/>
-          <w:sz w:val="26"/>
-          <w:szCs w:val="26"/>
-        </w:rPr>
-        <w:t>Linux</w:t>
-      </w:r>
-      <w:proofErr w:type="spellEnd"/>
-      <w:r>
-        <w:rPr>
-          <w:rFonts w:asciiTheme="majorHAnsi" w:hAnsiTheme="majorHAnsi" w:cstheme="majorHAnsi"/>
-          <w:sz w:val="26"/>
-          <w:szCs w:val="26"/>
-        </w:rPr>
-        <w:t>.</w:t>
+        <w:t>Hình5: Kiểm tra tài khoản và tên máy sau khi kết nối Telnet từ Windows đến Kali Linux.</w:t>
       </w:r>
     </w:p>
     <w:p>
@@ -1084,6 +534,7 @@
           <w:sz w:val="26"/>
           <w:szCs w:val="26"/>
         </w:rPr>
+        <w:lastRenderedPageBreak/>
         <w:drawing>
           <wp:inline distT="0" distB="0" distL="0" distR="0" wp14:anchorId="43AE0C25" wp14:editId="300ABBE2">
             <wp:extent cx="5731510" cy="3524885"/>
@@ -1135,168 +586,24 @@
           <w:sz w:val="26"/>
           <w:szCs w:val="26"/>
         </w:rPr>
-        <w:t xml:space="preserve">Hình6: Phân tích luồng TCP của phiên </w:t>
-      </w:r>
-      <w:proofErr w:type="spellStart"/>
-      <w:r>
-        <w:rPr>
-          <w:rFonts w:asciiTheme="majorHAnsi" w:hAnsiTheme="majorHAnsi" w:cstheme="majorHAnsi"/>
-          <w:sz w:val="26"/>
-          <w:szCs w:val="26"/>
-        </w:rPr>
-        <w:t>Telnet</w:t>
-      </w:r>
-      <w:proofErr w:type="spellEnd"/>
-      <w:r>
-        <w:rPr>
-          <w:rFonts w:asciiTheme="majorHAnsi" w:hAnsiTheme="majorHAnsi" w:cstheme="majorHAnsi"/>
-          <w:sz w:val="26"/>
-          <w:szCs w:val="26"/>
-        </w:rPr>
-        <w:t xml:space="preserve"> bằng </w:t>
-      </w:r>
-      <w:proofErr w:type="spellStart"/>
-      <w:r>
-        <w:rPr>
-          <w:rFonts w:asciiTheme="majorHAnsi" w:hAnsiTheme="majorHAnsi" w:cstheme="majorHAnsi"/>
-          <w:sz w:val="26"/>
-          <w:szCs w:val="26"/>
-        </w:rPr>
-        <w:t>Wireshark</w:t>
-      </w:r>
-      <w:proofErr w:type="spellEnd"/>
-      <w:r>
-        <w:rPr>
-          <w:rFonts w:asciiTheme="majorHAnsi" w:hAnsiTheme="majorHAnsi" w:cstheme="majorHAnsi"/>
-          <w:sz w:val="26"/>
-          <w:szCs w:val="26"/>
-        </w:rPr>
-        <w:t>. Kết quả cho thấy thông tin đăng nhập và dữ liệu trao đổi có thể được quan sát dưới dạng không mã hóa.</w:t>
-      </w:r>
-    </w:p>
-    <w:p>
-      <w:pPr>
-        <w:rPr>
-          <w:rFonts w:asciiTheme="majorHAnsi" w:hAnsiTheme="majorHAnsi" w:cstheme="majorHAnsi"/>
-          <w:sz w:val="26"/>
-          <w:szCs w:val="26"/>
-        </w:rPr>
-      </w:pPr>
-      <w:r>
-        <w:rPr>
-          <w:rFonts w:asciiTheme="majorHAnsi" w:hAnsiTheme="majorHAnsi" w:cstheme="majorHAnsi"/>
-          <w:sz w:val="26"/>
-          <w:szCs w:val="26"/>
-        </w:rPr>
-        <w:t xml:space="preserve">Sử dụng </w:t>
-      </w:r>
-      <w:proofErr w:type="spellStart"/>
-      <w:r>
-        <w:rPr>
-          <w:rFonts w:asciiTheme="majorHAnsi" w:hAnsiTheme="majorHAnsi" w:cstheme="majorHAnsi"/>
-          <w:sz w:val="26"/>
-          <w:szCs w:val="26"/>
-        </w:rPr>
-        <w:t>Wireshark</w:t>
-      </w:r>
-      <w:proofErr w:type="spellEnd"/>
-      <w:r>
-        <w:rPr>
-          <w:rFonts w:asciiTheme="majorHAnsi" w:hAnsiTheme="majorHAnsi" w:cstheme="majorHAnsi"/>
-          <w:sz w:val="26"/>
-          <w:szCs w:val="26"/>
-        </w:rPr>
-        <w:t xml:space="preserve"> bắt và phân tích lưu lượng </w:t>
-      </w:r>
-      <w:proofErr w:type="spellStart"/>
-      <w:r>
-        <w:rPr>
-          <w:rFonts w:asciiTheme="majorHAnsi" w:hAnsiTheme="majorHAnsi" w:cstheme="majorHAnsi"/>
-          <w:sz w:val="26"/>
-          <w:szCs w:val="26"/>
-        </w:rPr>
-        <w:t>Telnet</w:t>
-      </w:r>
-      <w:proofErr w:type="spellEnd"/>
-      <w:r>
-        <w:rPr>
-          <w:rFonts w:asciiTheme="majorHAnsi" w:hAnsiTheme="majorHAnsi" w:cstheme="majorHAnsi"/>
-          <w:sz w:val="26"/>
-          <w:szCs w:val="26"/>
-        </w:rPr>
-        <w:t xml:space="preserve"> trên cổng TCP 23. Chức năng </w:t>
-      </w:r>
-      <w:proofErr w:type="spellStart"/>
-      <w:r>
-        <w:rPr>
-          <w:rFonts w:asciiTheme="majorHAnsi" w:hAnsiTheme="majorHAnsi" w:cstheme="majorHAnsi"/>
-          <w:sz w:val="26"/>
-          <w:szCs w:val="26"/>
-        </w:rPr>
-        <w:t>Follow</w:t>
-      </w:r>
-      <w:proofErr w:type="spellEnd"/>
-      <w:r>
-        <w:rPr>
-          <w:rFonts w:asciiTheme="majorHAnsi" w:hAnsiTheme="majorHAnsi" w:cstheme="majorHAnsi"/>
-          <w:sz w:val="26"/>
-          <w:szCs w:val="26"/>
-        </w:rPr>
-        <w:t xml:space="preserve"> TCP </w:t>
-      </w:r>
-      <w:proofErr w:type="spellStart"/>
-      <w:r>
-        <w:rPr>
-          <w:rFonts w:asciiTheme="majorHAnsi" w:hAnsiTheme="majorHAnsi" w:cstheme="majorHAnsi"/>
-          <w:sz w:val="26"/>
-          <w:szCs w:val="26"/>
-        </w:rPr>
-        <w:t>Stream</w:t>
-      </w:r>
-      <w:proofErr w:type="spellEnd"/>
-      <w:r>
-        <w:rPr>
-          <w:rFonts w:asciiTheme="majorHAnsi" w:hAnsiTheme="majorHAnsi" w:cstheme="majorHAnsi"/>
-          <w:sz w:val="26"/>
-          <w:szCs w:val="26"/>
-        </w:rPr>
-        <w:t xml:space="preserve"> cho thấy nội dung phiên </w:t>
-      </w:r>
-      <w:proofErr w:type="spellStart"/>
-      <w:r>
-        <w:rPr>
-          <w:rFonts w:asciiTheme="majorHAnsi" w:hAnsiTheme="majorHAnsi" w:cstheme="majorHAnsi"/>
-          <w:sz w:val="26"/>
-          <w:szCs w:val="26"/>
-        </w:rPr>
-        <w:t>Telnet</w:t>
-      </w:r>
-      <w:proofErr w:type="spellEnd"/>
-      <w:r>
-        <w:rPr>
-          <w:rFonts w:asciiTheme="majorHAnsi" w:hAnsiTheme="majorHAnsi" w:cstheme="majorHAnsi"/>
-          <w:sz w:val="26"/>
-          <w:szCs w:val="26"/>
-        </w:rPr>
-        <w:t xml:space="preserve"> có thể được quan sát dưới dạng rõ, bao gồm thông tin đăng nhập và dữ liệu trao đổi. Qua đó cho thấy </w:t>
-      </w:r>
-      <w:proofErr w:type="spellStart"/>
-      <w:r>
-        <w:rPr>
-          <w:rFonts w:asciiTheme="majorHAnsi" w:hAnsiTheme="majorHAnsi" w:cstheme="majorHAnsi"/>
-          <w:sz w:val="26"/>
-          <w:szCs w:val="26"/>
-        </w:rPr>
-        <w:t>Telnet</w:t>
-      </w:r>
-      <w:proofErr w:type="spellEnd"/>
-      <w:r>
-        <w:rPr>
-          <w:rFonts w:asciiTheme="majorHAnsi" w:hAnsiTheme="majorHAnsi" w:cstheme="majorHAnsi"/>
-          <w:sz w:val="26"/>
-          <w:szCs w:val="26"/>
-        </w:rPr>
-        <w:t xml:space="preserve"> không mã hóa dữ liệu truyền trên mạng và tiềm ẩn nguy cơ lộ thông tin khi bị bắt gói.</w:t>
+        <w:t>Hình6: Phân tích luồng TCP của phiên Telnet bằng Wireshark. Kết quả cho thấy thông tin đăng nhập và dữ liệu trao đổi có thể được quan sát dưới dạng không mã hóa.</w:t>
+      </w:r>
+    </w:p>
+    <w:p>
+      <w:pPr>
+        <w:rPr>
+          <w:rFonts w:asciiTheme="majorHAnsi" w:hAnsiTheme="majorHAnsi" w:cstheme="majorHAnsi"/>
+          <w:sz w:val="26"/>
+          <w:szCs w:val="26"/>
+        </w:rPr>
+      </w:pPr>
+      <w:r>
+        <w:rPr>
+          <w:rFonts w:asciiTheme="majorHAnsi" w:hAnsiTheme="majorHAnsi" w:cstheme="majorHAnsi"/>
+          <w:sz w:val="26"/>
+          <w:szCs w:val="26"/>
+        </w:rPr>
+        <w:t>Sử dụng Wireshark bắt và phân tích lưu lượng Telnet trên cổng TCP 23. Chức năng Follow TCP Stream cho thấy nội dung phiên Telnet có thể được quan sát dưới dạng rõ, bao gồm thông tin đăng nhập và dữ liệu trao đổi. Qua đó cho thấy Telnet không mã hóa dữ liệu truyền trên mạng và tiềm ẩn nguy cơ lộ thông tin khi bị bắt gói.</w:t>
       </w:r>
     </w:p>
     <w:sectPr>
@@ -2231,7 +1538,7 @@
     <w:basedOn w:val="Phngmcinhcuaoanvn"/>
     <w:uiPriority w:val="99"/>
     <w:unhideWhenUsed/>
-    <w:rsid w:val="00C30EE5"/>
+    <w:rsid w:val="00303511"/>
     <w:rPr>
       <w:color w:val="0563C1" w:themeColor="hyperlink"/>
       <w:u w:val="single"/>
@@ -2243,7 +1550,7 @@
     <w:uiPriority w:val="99"/>
     <w:semiHidden/>
     <w:unhideWhenUsed/>
-    <w:rsid w:val="00C30EE5"/>
+    <w:rsid w:val="00303511"/>
     <w:rPr>
       <w:color w:val="605E5C"/>
       <w:shd w:val="clear" w:color="auto" w:fill="E1DFDD"/>
